--- a/downloads/student/ai-4-week-06.docx
+++ b/downloads/student/ai-4-week-06.docx
@@ -1904,6 +1904,16 @@
     <w:p>
       <w:r>
         <w:t>Visible brown spots are a simplified classroom target, not a diagnosis of plant disease.</w:t>
+      </w:r>
+    </w:p>
+    <w:p>
+      <w:r>
+        <w:t>Read the labelled picture: Why should two annotators not vote away Z’s missing evidence? Point to the relevant step in the picture, then write the changed result and the rule or evidence that supports it.</w:t>
+      </w:r>
+    </w:p>
+    <w:p>
+      <w:r>
+        <w:t>Change one thing: Z receives a new fully visible image with no brown spots. Predict the result before checking the explanation. What remains the same?</w:t>
       </w:r>
     </w:p>
     <w:p>
@@ -3708,6 +3718,187 @@
     <w:p>
       <w:r>
         <w:t>Attempt the independent case before hints. Record whether you worked alone, used a hint or followed a model. After feedback, fix the first unsupported step and explain why it changed. A later check uses a changed case, not a copied answer.</w:t>
+      </w:r>
+    </w:p>
+    <w:p>
+      <w:pPr>
+        <w:pStyle w:val="Heading1"/>
+      </w:pPr>
+      <w:r>
+        <w:t>15. Your lesson route</w:t>
+      </w:r>
+    </w:p>
+    <w:p>
+      <w:r>
+        <w:t>Start with this question: Write a label rule that resolves the visible boundary case.</w:t>
+      </w:r>
+    </w:p>
+    <w:tbl>
+      <w:tblPr>
+        <w:tblStyle w:val="LightShading-Accent1"/>
+        <w:tblW w:type="auto" w:w="0"/>
+        <w:tblLook w:firstColumn="1" w:firstRow="1" w:lastColumn="0" w:lastRow="0" w:noHBand="0" w:noVBand="1" w:val="04A0"/>
+      </w:tblPr>
+      <w:tblGrid>
+        <w:gridCol w:w="5112"/>
+        <w:gridCol w:w="5112"/>
+      </w:tblGrid>
+      <w:tr>
+        <w:trPr>
+          <w:tblHeader/>
+        </w:trPr>
+        <w:tc>
+          <w:tcPr>
+            <w:tcW w:type="dxa" w:w="5112"/>
+          </w:tcPr>
+          <w:p>
+            <w:r>
+              <w:t>By the end, I can</w:t>
+            </w:r>
+          </w:p>
+        </w:tc>
+        <w:tc>
+          <w:tcPr>
+            <w:tcW w:type="dxa" w:w="5112"/>
+          </w:tcPr>
+          <w:p>
+            <w:r>
+              <w:t>How I will show it</w:t>
+            </w:r>
+          </w:p>
+        </w:tc>
+      </w:tr>
+      <w:tr>
+        <w:tc>
+          <w:tcPr>
+            <w:tcW w:type="dxa" w:w="5112"/>
+          </w:tcPr>
+          <w:p>
+            <w:r>
+              <w:t>Write an observable label rule with boundaries and a review option</w:t>
+            </w:r>
+          </w:p>
+        </w:tc>
+        <w:tc>
+          <w:tcPr>
+            <w:tcW w:type="dxa" w:w="5112"/>
+          </w:tcPr>
+          <w:p>
+            <w:r>
+              <w:t>Explain the deciding step, show a trace or test, and state one limit.</w:t>
+            </w:r>
+          </w:p>
+        </w:tc>
+      </w:tr>
+      <w:tr>
+        <w:tc>
+          <w:tcPr>
+            <w:tcW w:type="dxa" w:w="5112"/>
+          </w:tcPr>
+          <w:p>
+            <w:r>
+              <w:t>Measure agreement using matched items and an explicit denominator</w:t>
+            </w:r>
+          </w:p>
+        </w:tc>
+        <w:tc>
+          <w:tcPr>
+            <w:tcW w:type="dxa" w:w="5112"/>
+          </w:tcPr>
+          <w:p>
+            <w:r>
+              <w:t>Explain the deciding step, show a trace or test, and state one limit.</w:t>
+            </w:r>
+          </w:p>
+        </w:tc>
+      </w:tr>
+      <w:tr>
+        <w:tc>
+          <w:tcPr>
+            <w:tcW w:type="dxa" w:w="5112"/>
+          </w:tcPr>
+          <w:p>
+            <w:r>
+              <w:t>Investigate disagreement and record justified label decisions</w:t>
+            </w:r>
+          </w:p>
+        </w:tc>
+        <w:tc>
+          <w:tcPr>
+            <w:tcW w:type="dxa" w:w="5112"/>
+          </w:tcPr>
+          <w:p>
+            <w:r>
+              <w:t>Explain the deciding step, show a trace or test, and state one limit.</w:t>
+            </w:r>
+          </w:p>
+        </w:tc>
+      </w:tr>
+    </w:tbl>
+    <w:p>
+      <w:r>
+        <w:t>Remember → watch and explain → try with help → investigate → try independently → keep project evidence. Your teacher may spread this lesson across several classes.</w:t>
+      </w:r>
+    </w:p>
+    <w:p>
+      <w:r>
+        <w:t>Keep your first prediction. Compare it with what the evidence shows and explain any change.</w:t>
+      </w:r>
+    </w:p>
+    <w:p>
+      <w:pPr>
+        <w:pStyle w:val="Heading1"/>
+      </w:pPr>
+      <w:r>
+        <w:t>16. Finish and return</w:t>
+      </w:r>
+    </w:p>
+    <w:p>
+      <w:r>
+        <w:t>Close your notes. Explain this goal in your own words: Write an observable label rule with boundaries and a review option</w:t>
+      </w:r>
+    </w:p>
+    <w:p>
+      <w:pPr>
+        <w:pStyle w:val="Heading3"/>
+      </w:pPr>
+      <w:r>
+        <w:t>My deciding step, evidence and one remaining question</w:t>
+      </w:r>
+    </w:p>
+    <w:p>
+      <w:r>
+        <w:t>________________________________________________________________</w:t>
+      </w:r>
+    </w:p>
+    <w:p>
+      <w:r>
+        <w:t>________________________________________________________________</w:t>
+      </w:r>
+    </w:p>
+    <w:p>
+      <w:r>
+        <w:t>________________________________________________________________</w:t>
+      </w:r>
+    </w:p>
+    <w:p>
+      <w:r>
+        <w:t>________________________________________________________________</w:t>
+      </w:r>
+    </w:p>
+    <w:p>
+      <w:r>
+        <w:t>________________________________________________________________</w:t>
+      </w:r>
+    </w:p>
+    <w:p>
+      <w:r>
+        <w:t>If you are unsure, return to the worked picture and explain one arrow. If you are ready, change an input or assumption and justify your prediction.</w:t>
+      </w:r>
+    </w:p>
+    <w:p>
+      <w:r>
+        <w:t>Save your workbook evidence. At the next review, try a different case before opening your old answer.</w:t>
       </w:r>
     </w:p>
     <w:sectPr>

--- a/downloads/student/ai-4-week-06.docx
+++ b/downloads/student/ai-4-week-06.docx
@@ -3899,6 +3899,210 @@
     <w:p>
       <w:r>
         <w:t>Save your workbook evidence. At the next review, try a different case before opening your old answer.</w:t>
+      </w:r>
+    </w:p>
+    <w:p>
+      <w:pPr>
+        <w:pStyle w:val="Heading1"/>
+      </w:pPr>
+      <w:r>
+        <w:t>17. Supported practice, repair and portfolio</w:t>
+      </w:r>
+    </w:p>
+    <w:p>
+      <w:r>
+        <w:t>Use this supported practice once, in the browser or on paper. Keep the reserved independent assessment for a separate first attempt before teacher feedback.</w:t>
+      </w:r>
+    </w:p>
+    <w:p>
+      <w:r>
+        <w:t>Write a label rule that resolves the visible boundary case.</w:t>
+      </w:r>
+    </w:p>
+    <w:p>
+      <w:pPr>
+        <w:pStyle w:val="Heading3"/>
+      </w:pPr>
+      <w:r>
+        <w:t>Practice 1: explain the deciding evidence</w:t>
+      </w:r>
+    </w:p>
+    <w:p>
+      <w:r>
+        <w:t>Which labelled step matches this detail? If an annotator labels X healthy, compare the image and declared spot rule before changing the label.</w:t>
+      </w:r>
+    </w:p>
+    <w:p>
+      <w:r>
+        <w:t>1. Apply visible rule</w:t>
+      </w:r>
+    </w:p>
+    <w:p>
+      <w:r>
+        <w:t>2. Review disagreement</w:t>
+      </w:r>
+    </w:p>
+    <w:p>
+      <w:r>
+        <w:t>3. Handle uncertainty</w:t>
+      </w:r>
+    </w:p>
+    <w:p>
+      <w:pPr>
+        <w:pStyle w:val="Heading3"/>
+      </w:pPr>
+      <w:r>
+        <w:t>My selected conclusion, deciding fact and explanation</w:t>
+      </w:r>
+    </w:p>
+    <w:p>
+      <w:r>
+        <w:t>________________________________________________________________</w:t>
+      </w:r>
+    </w:p>
+    <w:p>
+      <w:r>
+        <w:t>________________________________________________________________</w:t>
+      </w:r>
+    </w:p>
+    <w:p>
+      <w:r>
+        <w:t>________________________________________________________________</w:t>
+      </w:r>
+    </w:p>
+    <w:p>
+      <w:r>
+        <w:t>________________________________________________________________</w:t>
+      </w:r>
+    </w:p>
+    <w:p>
+      <w:r>
+        <w:t>________________________________________________________________</w:t>
+      </w:r>
+    </w:p>
+    <w:p>
+      <w:r>
+        <w:t>Hint if needed: Read the steps in the pictorial case. Match the supplied detail to the stage that performs or records it.</w:t>
+      </w:r>
+    </w:p>
+    <w:p>
+      <w:r>
+        <w:t>After your attempt, compare with the supported explanation: Review disagreement If an annotator labels X healthy, compare the image and declared spot rule before changing the label. Read the picture in order. If an annotator labels X healthy, compare the image and declared spot rule before changing the label. The arrows show which recorded input or intermediate result each decision uses. Explain the deciding step aloud before checking the changed case; pointing to the final answer alone does not show how it follows.</w:t>
+      </w:r>
+    </w:p>
+    <w:p>
+      <w:pPr>
+        <w:pStyle w:val="Heading3"/>
+      </w:pPr>
+      <w:r>
+        <w:t>Practice 2: explain the deciding evidence</w:t>
+      </w:r>
+    </w:p>
+    <w:p>
+      <w:r>
+        <w:t>Changed-case practice: Z receives a new fully visible image with no brown spots. Which conclusion is supported by the supplied facts?</w:t>
+      </w:r>
+    </w:p>
+    <w:p>
+      <w:r>
+        <w:t>1. Label the new observation healthy under the toy rule.</w:t>
+      </w:r>
+    </w:p>
+    <w:p>
+      <w:r>
+        <w:t>2. This one example guarantees correct results for every future input.</w:t>
+      </w:r>
+    </w:p>
+    <w:p>
+      <w:r>
+        <w:t>3. We can decide the result without examining the changed input or the procedure.</w:t>
+      </w:r>
+    </w:p>
+    <w:p>
+      <w:pPr>
+        <w:pStyle w:val="Heading3"/>
+      </w:pPr>
+      <w:r>
+        <w:t>My selected conclusion, deciding fact and explanation</w:t>
+      </w:r>
+    </w:p>
+    <w:p>
+      <w:r>
+        <w:t>________________________________________________________________</w:t>
+      </w:r>
+    </w:p>
+    <w:p>
+      <w:r>
+        <w:t>________________________________________________________________</w:t>
+      </w:r>
+    </w:p>
+    <w:p>
+      <w:r>
+        <w:t>________________________________________________________________</w:t>
+      </w:r>
+    </w:p>
+    <w:p>
+      <w:r>
+        <w:t>________________________________________________________________</w:t>
+      </w:r>
+    </w:p>
+    <w:p>
+      <w:r>
+        <w:t>________________________________________________________________</w:t>
+      </w:r>
+    </w:p>
+    <w:p>
+      <w:r>
+        <w:t>Hint if needed: Use the changed condition and the deciding step in the pictorial trace. The answer must say what follows from those facts.</w:t>
+      </w:r>
+    </w:p>
+    <w:p>
+      <w:r>
+        <w:t>After your attempt, compare with the supported explanation: Label the new observation healthy under the toy rule. The missing visual evidence is now supplied; the earlier uncertain image was not proof of health.</w:t>
+      </w:r>
+    </w:p>
+    <w:p>
+      <w:pPr>
+        <w:pStyle w:val="Heading3"/>
+      </w:pPr>
+      <w:r>
+        <w:t>Repair a missing building block</w:t>
+      </w:r>
+    </w:p>
+    <w:p>
+      <w:r>
+        <w:t>Review Inspect Before Modeling (ai-4/5). Goal: Inspect row meaning missing values and repeated records. Short practice: Which original information should the inspection log preserve? Point to the relevant step in the picture, then write the changed result and the rule or evidence that supports it.. Return to this week and explain what you changed.</w:t>
+      </w:r>
+    </w:p>
+    <w:p>
+      <w:r>
+        <w:t>Review Classification or Regression? (ai-4/3). Goal: Identify a task from the meaning of its target. Short practice: Did regression MAE improve when the boundary changed? Point to the relevant step in the picture, then write the changed result and the rule or evidence that supports it.. Return to this week and explain what you changed.</w:t>
+      </w:r>
+    </w:p>
+    <w:p>
+      <w:pPr>
+        <w:pStyle w:val="Heading3"/>
+      </w:pPr>
+      <w:r>
+        <w:t>Predict, run and debug</w:t>
+      </w:r>
+    </w:p>
+    <w:p>
+      <w:r>
+        <w:t>The browser lab lets you edit the supported Python examples already included in this lesson. Predict first, run, inspect the actual output or error, change one input, then run again. Keep code, predictions, actual results and a reasoned revision together. On paper, label your result as a trace rather than an execution.</w:t>
+      </w:r>
+    </w:p>
+    <w:p>
+      <w:pPr>
+        <w:pStyle w:val="Heading3"/>
+      </w:pPr>
+      <w:r>
+        <w:t>Keep your completed work</w:t>
+      </w:r>
+    </w:p>
+    <w:p>
+      <w:r>
+        <w:t>Use Download completed work in the hosted lesson to export your answers, reflections, practice feedback and code-run evidence. Open the HTML copy to read or print it. Drafts stay in this browser when storage is available; clear drafts on a shared device.</w:t>
       </w:r>
     </w:p>
     <w:sectPr>

--- a/downloads/student/ai-4-week-06.docx
+++ b/downloads/student/ai-4-week-06.docx
@@ -42,6 +42,11 @@
       </w:r>
     </w:p>
     <w:p>
+      <w:r>
+        <w:t>Start with the target: Write an observable label rule with boundaries and a review option. Try the recall before opening notes.</w:t>
+      </w:r>
+    </w:p>
+    <w:p>
       <w:pPr>
         <w:pStyle w:val="Heading3"/>
       </w:pPr>
@@ -50,18 +55,72 @@
       </w:r>
     </w:p>
     <w:p>
-      <w:r>
-        <w:t>I can write an observable label rule with boundaries and a review option.</w:t>
-      </w:r>
-    </w:p>
-    <w:p>
-      <w:r>
-        <w:t>I can measure agreement using matched items and an explicit denominator.</w:t>
-      </w:r>
-    </w:p>
-    <w:p>
-      <w:r>
-        <w:t>I can investigate disagreement and record justified label decisions.</w:t>
+      <w:pPr>
+        <w:spacing w:line="336" w:lineRule="auto" w:after="180"/>
+      </w:pPr>
+      <w:r>
+        <w:rPr>
+          <w:b w:val="0"/>
+        </w:rPr>
+        <w:t xml:space="preserve">I can write an observable </w:t>
+      </w:r>
+      <w:r>
+        <w:rPr>
+          <w:b/>
+        </w:rPr>
+        <w:t>label rule</w:t>
+      </w:r>
+      <w:r>
+        <w:rPr>
+          <w:b w:val="0"/>
+        </w:rPr>
+        <w:t xml:space="preserve"> with boundaries and a review option.</w:t>
+      </w:r>
+    </w:p>
+    <w:p>
+      <w:pPr>
+        <w:spacing w:line="336" w:lineRule="auto" w:after="180"/>
+      </w:pPr>
+      <w:r>
+        <w:rPr>
+          <w:b w:val="0"/>
+        </w:rPr>
+        <w:t xml:space="preserve">I can measure </w:t>
+      </w:r>
+      <w:r>
+        <w:rPr>
+          <w:b/>
+        </w:rPr>
+        <w:t>agreement</w:t>
+      </w:r>
+      <w:r>
+        <w:rPr>
+          <w:b w:val="0"/>
+        </w:rPr>
+        <w:t xml:space="preserve"> using matched items and an explicit denominator.</w:t>
+      </w:r>
+    </w:p>
+    <w:p>
+      <w:pPr>
+        <w:spacing w:line="336" w:lineRule="auto" w:after="180"/>
+      </w:pPr>
+      <w:r>
+        <w:rPr>
+          <w:b w:val="0"/>
+        </w:rPr>
+        <w:t>I can investigate dis</w:t>
+      </w:r>
+      <w:r>
+        <w:rPr>
+          <w:b/>
+        </w:rPr>
+        <w:t>agreement</w:t>
+      </w:r>
+      <w:r>
+        <w:rPr>
+          <w:b w:val="0"/>
+        </w:rPr>
+        <w:t xml:space="preserve"> and record justified label decisions.</w:t>
       </w:r>
     </w:p>
     <w:p>
@@ -73,28 +132,82 @@
       </w:r>
     </w:p>
     <w:p>
-      <w:r>
+      <w:pPr>
+        <w:spacing w:line="336" w:lineRule="auto" w:after="180"/>
+      </w:pPr>
+      <w:r>
+        <w:rPr>
+          <w:b w:val="0"/>
+        </w:rPr>
         <w:t>Close your notes first. A rough first answer helps us choose the right starting point; it is not a score for your ability.</w:t>
       </w:r>
     </w:p>
     <w:p>
-      <w:r>
+      <w:pPr>
+        <w:spacing w:line="336" w:lineRule="auto" w:after="180"/>
+      </w:pPr>
+      <w:r>
+        <w:rPr>
+          <w:b w:val="0"/>
+        </w:rPr>
         <w:t>Without opening the old lesson, explain one key idea from Inspect Before Modeling. Give an example and a mistake that the idea helps you avoid.</w:t>
       </w:r>
     </w:p>
     <w:p>
-      <w:r>
+      <w:pPr>
+        <w:spacing w:line="336" w:lineRule="auto" w:after="180"/>
+      </w:pPr>
+      <w:r>
+        <w:rPr>
+          <w:b w:val="0"/>
+        </w:rPr>
         <w:t>Without opening the old lesson, explain one key idea from Classification or Regression?. Give an example and a mistake that the idea helps you avoid.</w:t>
       </w:r>
     </w:p>
     <w:p>
-      <w:r>
-        <w:t>After trying, check the relevant lesson or ask your teacher. Change the part of your explanation that the evidence shows was wrong.</w:t>
-      </w:r>
-    </w:p>
-    <w:p>
-      <w:r>
-        <w:t>Ambiguous definitions and inconsistent annotation place an upper bound on learnable performance.</w:t>
+      <w:pPr>
+        <w:spacing w:line="336" w:lineRule="auto" w:after="180"/>
+      </w:pPr>
+      <w:r>
+        <w:rPr>
+          <w:b w:val="0"/>
+        </w:rPr>
+        <w:t xml:space="preserve">After trying, check the relevant lesson or ask your teacher. Change the part of your explanation that the </w:t>
+      </w:r>
+      <w:r>
+        <w:rPr>
+          <w:b/>
+        </w:rPr>
+        <w:t>evidence</w:t>
+      </w:r>
+      <w:r>
+        <w:rPr>
+          <w:b w:val="0"/>
+        </w:rPr>
+        <w:t xml:space="preserve"> shows was wrong.</w:t>
+      </w:r>
+    </w:p>
+    <w:p>
+      <w:pPr>
+        <w:spacing w:line="336" w:lineRule="auto" w:after="180"/>
+      </w:pPr>
+      <w:r>
+        <w:rPr>
+          <w:b w:val="0"/>
+        </w:rPr>
+        <w:t xml:space="preserve">Ambiguous definitions and inconsistent </w:t>
+      </w:r>
+      <w:r>
+        <w:rPr>
+          <w:b/>
+        </w:rPr>
+        <w:t>annotation</w:t>
+      </w:r>
+      <w:r>
+        <w:rPr>
+          <w:b w:val="0"/>
+        </w:rPr>
+        <w:t xml:space="preserve"> place an upper bound on learnable performance.</w:t>
       </w:r>
     </w:p>
     <w:p>
@@ -134,12 +247,45 @@
       </w:r>
     </w:p>
     <w:p>
-      <w:r>
-        <w:t>LEARNING TARGET  Two labelers agree on 16 of 20 leaves. Both used a rule that mistakenly calls shadows 'spots'. Compute agreement and explain why it does not establish correct labels.</w:t>
-      </w:r>
-    </w:p>
-    <w:p>
-      <w:r>
+      <w:pPr>
+        <w:pStyle w:val="Heading3"/>
+      </w:pPr>
+      <w:r>
+        <w:t>Your target</w:t>
+      </w:r>
+    </w:p>
+    <w:p>
+      <w:pPr>
+        <w:spacing w:line="336" w:lineRule="auto" w:after="180"/>
+        <w:shd w:fill="EDF7F3"/>
+      </w:pPr>
+      <w:r>
+        <w:rPr>
+          <w:b w:val="0"/>
+        </w:rPr>
+        <w:t xml:space="preserve">LEARNING TARGET  Two labelers agree on 16 of 20 leaves. Both used a rule that mistakenly calls shadows 'spots'. Compute </w:t>
+      </w:r>
+      <w:r>
+        <w:rPr>
+          <w:b/>
+        </w:rPr>
+        <w:t>agreement</w:t>
+      </w:r>
+      <w:r>
+        <w:rPr>
+          <w:b w:val="0"/>
+        </w:rPr>
+        <w:t xml:space="preserve"> and explain why it does not establish correct labels.</w:t>
+      </w:r>
+    </w:p>
+    <w:p>
+      <w:pPr>
+        <w:spacing w:line="336" w:lineRule="auto" w:after="180"/>
+      </w:pPr>
+      <w:r>
+        <w:rPr>
+          <w:b w:val="0"/>
+        </w:rPr>
         <w:t>Builder name and experiment date:</w:t>
       </w:r>
     </w:p>
@@ -152,7 +298,14 @@
       </w:r>
     </w:p>
     <w:p>
-      <w:r>
+      <w:pPr>
+        <w:spacing w:line="336" w:lineRule="auto" w:after="180"/>
+        <w:shd w:fill="F5F1FB"/>
+      </w:pPr>
+      <w:r>
+        <w:rPr>
+          <w:b w:val="0"/>
+        </w:rPr>
         <w:t>Why should an unknown duration remain different from zero in a dataset card?</w:t>
       </w:r>
     </w:p>
@@ -165,7 +318,13 @@
       </w:r>
     </w:p>
     <w:p>
-      <w:r>
+      <w:pPr>
+        <w:spacing w:line="336" w:lineRule="auto" w:after="180"/>
+      </w:pPr>
+      <w:r>
+        <w:rPr>
+          <w:b w:val="0"/>
+        </w:rPr>
         <w:t>By the end, I can explain label quality using a traced example and a stated limitation.</w:t>
       </w:r>
     </w:p>
@@ -179,6 +338,17 @@
     </w:p>
     <w:p>
       <w:r>
+        <w:t>Investigate the supplied Label Quality case. Separate observations, given facts and assumptions before choosing an explanation.</w:t>
+      </w:r>
+    </w:p>
+    <w:p>
+      <w:pPr>
+        <w:spacing w:line="336" w:lineRule="auto" w:after="180"/>
+      </w:pPr>
+      <w:r>
+        <w:rPr>
+          <w:b/>
+        </w:rPr>
         <w:t>PICTURE ENTRY</w:t>
       </w:r>
     </w:p>
@@ -191,8 +361,26 @@
       </w:r>
     </w:p>
     <w:p>
-      <w:r>
-        <w:t>Begin with visible evidence; do not explain more than the picture and information support.</w:t>
+      <w:pPr>
+        <w:spacing w:line="336" w:lineRule="auto" w:after="180"/>
+      </w:pPr>
+      <w:r>
+        <w:rPr>
+          <w:b w:val="0"/>
+        </w:rPr>
+        <w:t xml:space="preserve">Begin with visible </w:t>
+      </w:r>
+      <w:r>
+        <w:rPr>
+          <w:b/>
+        </w:rPr>
+        <w:t>evidence</w:t>
+      </w:r>
+      <w:r>
+        <w:rPr>
+          <w:b w:val="0"/>
+        </w:rPr>
+        <w:t>; do not explain more than the picture and information support.</w:t>
       </w:r>
     </w:p>
     <w:p>
@@ -232,33 +420,138 @@
       </w:r>
     </w:p>
     <w:p>
-      <w:r>
-        <w:t>MYSTERY  The team must use label quality to solve a model-building problem. What information do they have? What important evidence is still missing?</w:t>
-      </w:r>
-    </w:p>
-    <w:p>
-      <w:r>
+      <w:pPr>
+        <w:pStyle w:val="Heading3"/>
+      </w:pPr>
+      <w:r>
+        <w:t>Start with this puzzle</w:t>
+      </w:r>
+    </w:p>
+    <w:p>
+      <w:pPr>
+        <w:spacing w:line="336" w:lineRule="auto" w:after="180"/>
+        <w:shd w:fill="F1F6FC"/>
+      </w:pPr>
+      <w:r>
+        <w:rPr>
+          <w:b w:val="0"/>
+        </w:rPr>
+        <w:t xml:space="preserve">MYSTERY  The team must use label quality to solve a model-building problem. What information do they have? What important </w:t>
+      </w:r>
+      <w:r>
+        <w:rPr>
+          <w:b/>
+        </w:rPr>
+        <w:t>evidence</w:t>
+      </w:r>
+      <w:r>
+        <w:rPr>
+          <w:b w:val="0"/>
+        </w:rPr>
+        <w:t xml:space="preserve"> is still missing?</w:t>
+      </w:r>
+    </w:p>
+    <w:p>
+      <w:pPr>
+        <w:spacing w:line="336" w:lineRule="auto" w:after="180"/>
+      </w:pPr>
+      <w:r>
+        <w:rPr>
+          <w:b w:val="0"/>
+        </w:rPr>
         <w:t>Name three visible details without interpreting them.</w:t>
       </w:r>
     </w:p>
     <w:p>
-      <w:r>
+      <w:pPr>
+        <w:spacing w:line="336" w:lineRule="auto" w:after="180"/>
+      </w:pPr>
+      <w:r>
+        <w:rPr>
+          <w:b w:val="0"/>
+        </w:rPr>
         <w:t>Predict the data, model, or evaluation decision being made.</w:t>
       </w:r>
     </w:p>
     <w:p>
-      <w:r>
+      <w:pPr>
+        <w:spacing w:line="336" w:lineRule="auto" w:after="180"/>
+      </w:pPr>
+      <w:r>
+        <w:rPr>
+          <w:b w:val="0"/>
+        </w:rPr>
         <w:t>Identify one hidden assumption that could change the result.</w:t>
       </w:r>
     </w:p>
     <w:p>
-      <w:r>
-        <w:t>State what evidence would confirm or reject your prediction.</w:t>
-      </w:r>
-    </w:p>
-    <w:p>
-      <w:r>
-        <w:t>My prediction and supporting evidence:</w:t>
+      <w:pPr>
+        <w:spacing w:line="336" w:lineRule="auto" w:after="180"/>
+      </w:pPr>
+      <w:r>
+        <w:rPr>
+          <w:b w:val="0"/>
+        </w:rPr>
+        <w:t xml:space="preserve">State what </w:t>
+      </w:r>
+      <w:r>
+        <w:rPr>
+          <w:b/>
+        </w:rPr>
+        <w:t>evidence</w:t>
+      </w:r>
+      <w:r>
+        <w:rPr>
+          <w:b w:val="0"/>
+        </w:rPr>
+        <w:t xml:space="preserve"> would confirm or reject your </w:t>
+      </w:r>
+      <w:r>
+        <w:rPr>
+          <w:b/>
+        </w:rPr>
+        <w:t>prediction</w:t>
+      </w:r>
+      <w:r>
+        <w:rPr>
+          <w:b w:val="0"/>
+        </w:rPr>
+        <w:t>.</w:t>
+      </w:r>
+    </w:p>
+    <w:p>
+      <w:pPr>
+        <w:spacing w:line="336" w:lineRule="auto" w:after="180"/>
+      </w:pPr>
+      <w:r>
+        <w:rPr>
+          <w:b w:val="0"/>
+        </w:rPr>
+        <w:t xml:space="preserve">My </w:t>
+      </w:r>
+      <w:r>
+        <w:rPr>
+          <w:b/>
+        </w:rPr>
+        <w:t>prediction</w:t>
+      </w:r>
+      <w:r>
+        <w:rPr>
+          <w:b w:val="0"/>
+        </w:rPr>
+        <w:t xml:space="preserve"> and supporting </w:t>
+      </w:r>
+      <w:r>
+        <w:rPr>
+          <w:b/>
+        </w:rPr>
+        <w:t>evidence</w:t>
+      </w:r>
+      <w:r>
+        <w:rPr>
+          <w:b w:val="0"/>
+        </w:rPr>
+        <w:t>:</w:t>
       </w:r>
     </w:p>
     <w:p>
@@ -270,13 +563,70 @@
       </w:r>
     </w:p>
     <w:p>
-      <w:r>
-        <w:t>A model learns from examples with recorded targets. If two people interpret a target differently, their labels can mix different tasks. This week you will write a label rule, compare independent labels and keep a record of disputed cases. We use invented corridor descriptions, not real images or a system for controlling a robot.</w:t>
-      </w:r>
-    </w:p>
-    <w:p>
-      <w:r>
-        <w:t>The classroom task is to label whether a marked practice lane is blocked in a supplied description. Rule v1 says blocked means an object touches or crosses either lane boundary or lies inside the lane; clear means all objects are outside both boundaries and the entire lane is visible. Use review if visibility or position is insufficient to decide. Review is a workflow status for a person to inspect, not a third physical condition of the lane.</w:t>
+      <w:pPr>
+        <w:spacing w:line="336" w:lineRule="auto" w:after="180"/>
+      </w:pPr>
+      <w:r>
+        <w:rPr>
+          <w:b w:val="0"/>
+        </w:rPr>
+        <w:t>A model learns from examples with recorded targets. If two people interpret a target differently, their labels can mix different tasks.</w:t>
+      </w:r>
+    </w:p>
+    <w:p>
+      <w:pPr>
+        <w:spacing w:line="336" w:lineRule="auto" w:after="180"/>
+      </w:pPr>
+      <w:r>
+        <w:rPr>
+          <w:b w:val="0"/>
+        </w:rPr>
+        <w:t xml:space="preserve">This week you will write a </w:t>
+      </w:r>
+      <w:r>
+        <w:rPr>
+          <w:b/>
+        </w:rPr>
+        <w:t>label rule</w:t>
+      </w:r>
+      <w:r>
+        <w:rPr>
+          <w:b w:val="0"/>
+        </w:rPr>
+        <w:t>, compare independent labels and keep a record of disputed cases. We use invented corridor descriptions, not real images or a system for controlling a robot.</w:t>
+      </w:r>
+    </w:p>
+    <w:p>
+      <w:pPr>
+        <w:spacing w:line="336" w:lineRule="auto" w:after="180"/>
+      </w:pPr>
+      <w:r>
+        <w:rPr>
+          <w:b w:val="0"/>
+        </w:rPr>
+        <w:t>The classroom task is to label whether a marked practice lane is blocked in a supplied description.</w:t>
+      </w:r>
+    </w:p>
+    <w:p>
+      <w:pPr>
+        <w:spacing w:line="336" w:lineRule="auto" w:after="180"/>
+      </w:pPr>
+      <w:r>
+        <w:rPr>
+          <w:b w:val="0"/>
+        </w:rPr>
+        <w:t>Rule v1 says blocked means an object touches or crosses either lane boundary or lies inside the lane; clear means all objects are outside both boundaries and the entire lane is visible.</w:t>
+      </w:r>
+    </w:p>
+    <w:p>
+      <w:pPr>
+        <w:spacing w:line="336" w:lineRule="auto" w:after="180"/>
+      </w:pPr>
+      <w:r>
+        <w:rPr>
+          <w:b w:val="0"/>
+        </w:rPr>
+        <w:t>Use review if visibility or position is insufficient to decide. Review is a workflow status for a person to inspect, not a third physical condition of the lane.</w:t>
       </w:r>
     </w:p>
     <w:tbl>
@@ -455,8 +805,26 @@
       </w:tr>
     </w:tbl>
     <w:p>
-      <w:r>
-        <w:t>These are exercise definitions, not real robot safety rules. Do not infer that a lane is physically safe from this label. The label describes only the supplied evidence under this version of the rule.</w:t>
+      <w:pPr>
+        <w:spacing w:line="336" w:lineRule="auto" w:after="180"/>
+      </w:pPr>
+      <w:r>
+        <w:rPr>
+          <w:b w:val="0"/>
+        </w:rPr>
+        <w:t xml:space="preserve">These are exercise definitions, not real robot safety rules. Do not infer that a lane is physically safe from this label. The label describes only the supplied </w:t>
+      </w:r>
+      <w:r>
+        <w:rPr>
+          <w:b/>
+        </w:rPr>
+        <w:t>evidence</w:t>
+      </w:r>
+      <w:r>
+        <w:rPr>
+          <w:b w:val="0"/>
+        </w:rPr>
+        <w:t xml:space="preserve"> under this version of the rule.</w:t>
       </w:r>
     </w:p>
     <w:p>
@@ -469,7 +837,24 @@
     </w:p>
     <w:p>
       <w:r>
-        <w:t>ML MECHANISM</w:t>
+        <w:t>Follow the mechanism for Label Quality. Connect each labelled input, deciding step and result.</w:t>
+      </w:r>
+    </w:p>
+    <w:p>
+      <w:pPr>
+        <w:spacing w:line="336" w:lineRule="auto" w:after="180"/>
+      </w:pPr>
+      <w:r>
+        <w:rPr>
+          <w:b/>
+        </w:rPr>
+        <w:t xml:space="preserve">ML </w:t>
+      </w:r>
+      <w:r>
+        <w:rPr>
+          <w:b/>
+        </w:rPr>
+        <w:t>MECHANISM</w:t>
       </w:r>
     </w:p>
     <w:p>
@@ -481,7 +866,13 @@
       </w:r>
     </w:p>
     <w:p>
-      <w:r>
+      <w:pPr>
+        <w:spacing w:line="336" w:lineRule="auto" w:after="180"/>
+      </w:pPr>
+      <w:r>
+        <w:rPr>
+          <w:b w:val="0"/>
+        </w:rPr>
         <w:t>Trace the information, fitted behavior, and evaluation proof separately.</w:t>
       </w:r>
     </w:p>
@@ -594,41 +985,202 @@
       </w:r>
     </w:p>
     <w:p>
-      <w:r>
-        <w:t>QUESTION  Measure annotator agreement and revise the labeling guide.</w:t>
-      </w:r>
-    </w:p>
-    <w:p>
-      <w:r>
-        <w:t>MODEL IDEA  Ambiguous definitions and inconsistent annotation place an upper bound on learnable performance.</w:t>
-      </w:r>
-    </w:p>
-    <w:p>
-      <w:r>
+      <w:pPr>
+        <w:pStyle w:val="Heading3"/>
+      </w:pPr>
+      <w:r>
+        <w:t>Question to explain</w:t>
+      </w:r>
+    </w:p>
+    <w:p>
+      <w:pPr>
+        <w:spacing w:line="336" w:lineRule="auto" w:after="180"/>
+        <w:shd w:fill="F5F1FB"/>
+      </w:pPr>
+      <w:r>
+        <w:rPr>
+          <w:b w:val="0"/>
+        </w:rPr>
+        <w:t xml:space="preserve">QUESTION  Measure </w:t>
+      </w:r>
+      <w:r>
+        <w:rPr>
+          <w:b/>
+        </w:rPr>
+        <w:t>annotator</w:t>
+      </w:r>
+      <w:r>
+        <w:rPr>
+          <w:b w:val="0"/>
+        </w:rPr>
+        <w:t xml:space="preserve"> </w:t>
+      </w:r>
+      <w:r>
+        <w:rPr>
+          <w:b/>
+        </w:rPr>
+        <w:t>agreement</w:t>
+      </w:r>
+      <w:r>
+        <w:rPr>
+          <w:b w:val="0"/>
+        </w:rPr>
+        <w:t xml:space="preserve"> and revise the labeling guide.</w:t>
+      </w:r>
+    </w:p>
+    <w:p>
+      <w:pPr>
+        <w:spacing w:line="336" w:lineRule="auto" w:after="180"/>
+      </w:pPr>
+      <w:r>
+        <w:rPr>
+          <w:b w:val="0"/>
+        </w:rPr>
+        <w:t xml:space="preserve">MODEL IDEA  Ambiguous definitions and inconsistent </w:t>
+      </w:r>
+      <w:r>
+        <w:rPr>
+          <w:b/>
+        </w:rPr>
+        <w:t>annotation</w:t>
+      </w:r>
+      <w:r>
+        <w:rPr>
+          <w:b w:val="0"/>
+        </w:rPr>
+        <w:t xml:space="preserve"> place an upper bound on learnable performance.</w:t>
+      </w:r>
+    </w:p>
+    <w:p>
+      <w:pPr>
+        <w:spacing w:line="336" w:lineRule="auto" w:after="180"/>
+      </w:pPr>
+      <w:r>
+        <w:rPr>
+          <w:b w:val="0"/>
+        </w:rPr>
         <w:t>PROOF NEEDED  Use an unseen case, visible calculation, error analysis, and a stated limitation.</w:t>
       </w:r>
     </w:p>
     <w:p>
-      <w:r>
-        <w:t>UNDER THE HOOD  Two annotators label 20 leaves and agree on 16. Observed agreement = 16 ÷ 20 = 80%.</w:t>
-      </w:r>
-    </w:p>
-    <w:p>
-      <w:r>
-        <w:t>Draw a fresh data → model → prediction → evaluation trace:</w:t>
-      </w:r>
-    </w:p>
-    <w:p>
       <w:pPr>
         <w:pStyle w:val="Heading3"/>
       </w:pPr>
       <w:r>
+        <w:t>How the mechanism works</w:t>
+      </w:r>
+    </w:p>
+    <w:p>
+      <w:pPr>
+        <w:spacing w:line="336" w:lineRule="auto" w:after="180"/>
+        <w:shd w:fill="F1F6F8"/>
+      </w:pPr>
+      <w:r>
+        <w:rPr>
+          <w:b w:val="0"/>
+        </w:rPr>
+        <w:t xml:space="preserve">UNDER THE HOOD  Two </w:t>
+      </w:r>
+      <w:r>
+        <w:rPr>
+          <w:b/>
+        </w:rPr>
+        <w:t>annotator</w:t>
+      </w:r>
+      <w:r>
+        <w:rPr>
+          <w:b w:val="0"/>
+        </w:rPr>
+        <w:t xml:space="preserve">s label 20 leaves and agree on 16. Observed </w:t>
+      </w:r>
+      <w:r>
+        <w:rPr>
+          <w:b/>
+        </w:rPr>
+        <w:t>agreement</w:t>
+      </w:r>
+      <w:r>
+        <w:rPr>
+          <w:b w:val="0"/>
+        </w:rPr>
+        <w:t xml:space="preserve"> = 16 ÷ 20 = </w:t>
+      </w:r>
+      <w:r>
+        <w:rPr>
+          <w:b/>
+        </w:rPr>
+        <w:t>80%</w:t>
+      </w:r>
+      <w:r>
+        <w:rPr>
+          <w:b w:val="0"/>
+        </w:rPr>
+        <w:t>.</w:t>
+      </w:r>
+    </w:p>
+    <w:p>
+      <w:pPr>
+        <w:spacing w:line="336" w:lineRule="auto" w:after="180"/>
+      </w:pPr>
+      <w:r>
+        <w:rPr>
+          <w:b w:val="0"/>
+        </w:rPr>
+        <w:t xml:space="preserve">Draw a fresh data → model → </w:t>
+      </w:r>
+      <w:r>
+        <w:rPr>
+          <w:b/>
+        </w:rPr>
+        <w:t>prediction</w:t>
+      </w:r>
+      <w:r>
+        <w:rPr>
+          <w:b w:val="0"/>
+        </w:rPr>
+        <w:t xml:space="preserve"> → evaluation trace:</w:t>
+      </w:r>
+    </w:p>
+    <w:p>
+      <w:pPr>
+        <w:pStyle w:val="Heading3"/>
+      </w:pPr>
+      <w:r>
         <w:t>A closer explanation</w:t>
       </w:r>
     </w:p>
     <w:p>
-      <w:r>
-        <w:t>Two annotators used an earlier vague instruction, mark an obstructed lane, on four invented items. Their labels are shown in the code. A and D match; B and C differ. Compare the same item IDs, not merely the first row in two differently ordered files.</w:t>
+      <w:pPr>
+        <w:spacing w:line="336" w:lineRule="auto" w:after="180"/>
+      </w:pPr>
+      <w:r>
+        <w:rPr>
+          <w:b w:val="0"/>
+        </w:rPr>
+        <w:t xml:space="preserve">Two </w:t>
+      </w:r>
+      <w:r>
+        <w:rPr>
+          <w:b/>
+        </w:rPr>
+        <w:t>annotator</w:t>
+      </w:r>
+      <w:r>
+        <w:rPr>
+          <w:b w:val="0"/>
+        </w:rPr>
+        <w:t>s used an earlier vague instruction, mark an obstructed lane, on four invented items. Their labels are shown in the code. A and D match; B and C differ.</w:t>
+      </w:r>
+    </w:p>
+    <w:p>
+      <w:pPr>
+        <w:spacing w:line="336" w:lineRule="auto" w:after="180"/>
+      </w:pPr>
+      <w:r>
+        <w:rPr>
+          <w:b w:val="0"/>
+        </w:rPr>
+        <w:t>Compare the same item IDs, not merely the first row in two differently ordered files.</w:t>
       </w:r>
     </w:p>
     <w:p>
@@ -657,8 +1209,61 @@
       </w:r>
     </w:p>
     <w:p>
-      <w:r>
-        <w:t>The output is 2 4: two matching labels among four paired items, so observed exact agreement is 2/4 or 50 percent. Here review is included as a label value in the comparison: review versus clear is a disagreement. This simple count is not model accuracy and does not establish which labels are correct.</w:t>
+      <w:pPr>
+        <w:spacing w:line="336" w:lineRule="auto" w:after="180"/>
+      </w:pPr>
+      <w:r>
+        <w:rPr>
+          <w:b w:val="0"/>
+        </w:rPr>
+        <w:t xml:space="preserve">The </w:t>
+      </w:r>
+      <w:r>
+        <w:rPr>
+          <w:b/>
+        </w:rPr>
+        <w:t>output</w:t>
+      </w:r>
+      <w:r>
+        <w:rPr>
+          <w:b w:val="0"/>
+        </w:rPr>
+        <w:t xml:space="preserve"> is 2 4: two matching labels among four paired items, so observed exact </w:t>
+      </w:r>
+      <w:r>
+        <w:rPr>
+          <w:b/>
+        </w:rPr>
+        <w:t>agreement</w:t>
+      </w:r>
+      <w:r>
+        <w:rPr>
+          <w:b w:val="0"/>
+        </w:rPr>
+        <w:t xml:space="preserve"> is 2/4 or 50 percent. Here review is included as a label value in the comparison: review versus clear is a dis</w:t>
+      </w:r>
+      <w:r>
+        <w:rPr>
+          <w:b/>
+        </w:rPr>
+        <w:t>agreement</w:t>
+      </w:r>
+      <w:r>
+        <w:rPr>
+          <w:b w:val="0"/>
+        </w:rPr>
+        <w:t>.</w:t>
+      </w:r>
+    </w:p>
+    <w:p>
+      <w:pPr>
+        <w:spacing w:line="336" w:lineRule="auto" w:after="180"/>
+      </w:pPr>
+      <w:r>
+        <w:rPr>
+          <w:b w:val="0"/>
+        </w:rPr>
+        <w:t>This simple count is not model accuracy and does not establish which labels are correct.</w:t>
       </w:r>
     </w:p>
     <w:p>
@@ -818,8 +1423,26 @@
       </w:r>
     </w:p>
     <w:p>
-      <w:r>
-        <w:t>The code assumes one valid pair per unique item ID and allowed label strings. It does not validate IDs or spelling. Use a nonempty paired set before calculating a fraction; zero paired items gives no agreement estimate.</w:t>
+      <w:pPr>
+        <w:spacing w:line="336" w:lineRule="auto" w:after="180"/>
+      </w:pPr>
+      <w:r>
+        <w:rPr>
+          <w:b w:val="0"/>
+        </w:rPr>
+        <w:t xml:space="preserve">The code assumes one valid pair per unique item ID and allowed label strings. It does not validate IDs or spelling. Use a nonempty paired set before calculating a fraction; zero paired items gives no </w:t>
+      </w:r>
+      <w:r>
+        <w:rPr>
+          <w:b/>
+        </w:rPr>
+        <w:t>agreement</w:t>
+      </w:r>
+      <w:r>
+        <w:rPr>
+          <w:b w:val="0"/>
+        </w:rPr>
+        <w:t xml:space="preserve"> estimate.</w:t>
       </w:r>
     </w:p>
     <w:p>
@@ -831,8 +1454,26 @@
       </w:r>
     </w:p>
     <w:p>
-      <w:r>
-        <w:t>Point to the input, the deciding step and the result in this week’s visual. Explain the same step in ordinary words. A picture helps when you can say what each part represents.</w:t>
+      <w:pPr>
+        <w:spacing w:line="336" w:lineRule="auto" w:after="180"/>
+      </w:pPr>
+      <w:r>
+        <w:rPr>
+          <w:b w:val="0"/>
+        </w:rPr>
+        <w:t xml:space="preserve">Point to the </w:t>
+      </w:r>
+      <w:r>
+        <w:rPr>
+          <w:b/>
+        </w:rPr>
+        <w:t>input</w:t>
+      </w:r>
+      <w:r>
+        <w:rPr>
+          <w:b w:val="0"/>
+        </w:rPr>
+        <w:t>, the deciding step and the result in this week’s visual. Explain the same step in ordinary words. A picture helps when you can say what each part represents.</w:t>
       </w:r>
     </w:p>
     <w:p>
@@ -845,6 +1486,17 @@
     </w:p>
     <w:p>
       <w:r>
+        <w:t>Compare the supplied cases for Label Quality. Identify the detail that changes the conclusion.</w:t>
+      </w:r>
+    </w:p>
+    <w:p>
+      <w:pPr>
+        <w:spacing w:line="336" w:lineRule="auto" w:after="180"/>
+      </w:pPr>
+      <w:r>
+        <w:rPr>
+          <w:b/>
+        </w:rPr>
         <w:t>EVALUATION DESIGN</w:t>
       </w:r>
     </w:p>
@@ -857,7 +1509,13 @@
       </w:r>
     </w:p>
     <w:p>
-      <w:r>
+      <w:pPr>
+        <w:spacing w:line="336" w:lineRule="auto" w:after="180"/>
+      </w:pPr>
+      <w:r>
+        <w:rPr>
+          <w:b w:val="0"/>
+        </w:rPr>
         <w:t>A system is not understood until it survives more than one comfortable example.</w:t>
       </w:r>
     </w:p>
@@ -1006,32 +1664,91 @@
       </w:r>
     </w:p>
     <w:p>
-      <w:r>
+      <w:pPr>
+        <w:spacing w:line="336" w:lineRule="auto" w:after="180"/>
+      </w:pPr>
+      <w:r>
+        <w:rPr>
+          <w:b w:val="0"/>
+        </w:rPr>
         <w:t>NORMAL  Expected data and expected behavior.</w:t>
       </w:r>
     </w:p>
     <w:p>
-      <w:r>
-        <w:t>BOUNDARY  Value close to a threshold, ambiguous label, or uncertain prediction.</w:t>
-      </w:r>
-    </w:p>
-    <w:p>
-      <w:r>
+      <w:pPr>
+        <w:pStyle w:val="Heading3"/>
+      </w:pPr>
+      <w:r>
+        <w:t>Keep this boundary clear</w:t>
+      </w:r>
+    </w:p>
+    <w:p>
+      <w:pPr>
+        <w:spacing w:line="336" w:lineRule="auto" w:after="180"/>
+        <w:shd w:fill="FFF5E6"/>
+      </w:pPr>
+      <w:r>
+        <w:rPr>
+          <w:b w:val="0"/>
+        </w:rPr>
+        <w:t xml:space="preserve">BOUNDARY  Value close to a threshold, ambiguous label, or uncertain </w:t>
+      </w:r>
+      <w:r>
+        <w:rPr>
+          <w:b/>
+        </w:rPr>
+        <w:t>prediction</w:t>
+      </w:r>
+      <w:r>
+        <w:rPr>
+          <w:b w:val="0"/>
+        </w:rPr>
+        <w:t>.</w:t>
+      </w:r>
+    </w:p>
+    <w:p>
+      <w:pPr>
+        <w:spacing w:line="336" w:lineRule="auto" w:after="180"/>
+      </w:pPr>
+      <w:r>
+        <w:rPr>
+          <w:b w:val="0"/>
+        </w:rPr>
         <w:t>MISSING  Necessary field, label, source, or measurement is unavailable.</w:t>
       </w:r>
     </w:p>
     <w:p>
-      <w:r>
+      <w:pPr>
+        <w:spacing w:line="336" w:lineRule="auto" w:after="180"/>
+      </w:pPr>
+      <w:r>
+        <w:rPr>
+          <w:b w:val="0"/>
+        </w:rPr>
         <w:t>SHIFTED  New lighting, species, device, subgroup, or time condition.</w:t>
       </w:r>
     </w:p>
     <w:p>
-      <w:r>
+      <w:pPr>
+        <w:spacing w:line="336" w:lineRule="auto" w:after="180"/>
+        <w:shd w:fill="FFF5E6"/>
+      </w:pPr>
+      <w:r>
+        <w:rPr>
+          <w:b w:val="0"/>
+        </w:rPr>
         <w:t>RELEASE RULE  Passing one case never proves generalization. Predefine expected behavior for all four categories.</w:t>
       </w:r>
     </w:p>
     <w:p>
-      <w:r>
+      <w:pPr>
+        <w:spacing w:line="336" w:lineRule="auto" w:after="180"/>
+        <w:shd w:fill="F5F1FB"/>
+      </w:pPr>
+      <w:r>
+        <w:rPr>
+          <w:b w:val="0"/>
+        </w:rPr>
         <w:t>Which case most threatens today's claim, and why?</w:t>
       </w:r>
     </w:p>
@@ -1044,18 +1761,93 @@
       </w:r>
     </w:p>
     <w:p>
-      <w:r>
+      <w:pPr>
+        <w:pStyle w:val="Heading3"/>
+      </w:pPr>
+      <w:r>
+        <w:t>Change one thing</w:t>
+      </w:r>
+    </w:p>
+    <w:p>
+      <w:pPr>
+        <w:spacing w:line="336" w:lineRule="auto" w:after="180"/>
+        <w:shd w:fill="F5F1FB"/>
+      </w:pPr>
+      <w:r>
+        <w:rPr>
+          <w:b w:val="0"/>
+        </w:rPr>
         <w:t>Change: Z receives a new fully visible image with no brown spots.</w:t>
       </w:r>
     </w:p>
     <w:p>
-      <w:r>
-        <w:t>Prediction: Label the new observation healthy under the toy rule.</w:t>
-      </w:r>
-    </w:p>
-    <w:p>
-      <w:r>
-        <w:t>Reason: The missing visual evidence is now supplied; the earlier uncertain image was not proof of health.</w:t>
+      <w:pPr>
+        <w:pStyle w:val="Heading3"/>
+      </w:pPr>
+      <w:r>
+        <w:t>Predicted result</w:t>
+      </w:r>
+    </w:p>
+    <w:p>
+      <w:pPr>
+        <w:spacing w:line="336" w:lineRule="auto" w:after="180"/>
+        <w:shd w:fill="F1F6FC"/>
+      </w:pPr>
+      <w:r>
+        <w:rPr>
+          <w:b/>
+        </w:rPr>
+        <w:t>Prediction</w:t>
+      </w:r>
+      <w:r>
+        <w:rPr>
+          <w:b w:val="0"/>
+        </w:rPr>
+        <w:t xml:space="preserve">: Label the new </w:t>
+      </w:r>
+      <w:r>
+        <w:rPr>
+          <w:b/>
+        </w:rPr>
+        <w:t>observation</w:t>
+      </w:r>
+      <w:r>
+        <w:rPr>
+          <w:b w:val="0"/>
+        </w:rPr>
+        <w:t xml:space="preserve"> healthy under the toy rule.</w:t>
+      </w:r>
+    </w:p>
+    <w:p>
+      <w:pPr>
+        <w:pStyle w:val="Heading3"/>
+      </w:pPr>
+      <w:r>
+        <w:t>Why the result follows</w:t>
+      </w:r>
+    </w:p>
+    <w:p>
+      <w:pPr>
+        <w:spacing w:line="336" w:lineRule="auto" w:after="180"/>
+        <w:shd w:fill="F1F6FC"/>
+      </w:pPr>
+      <w:r>
+        <w:rPr>
+          <w:b w:val="0"/>
+        </w:rPr>
+        <w:t xml:space="preserve">Reason: The missing visual </w:t>
+      </w:r>
+      <w:r>
+        <w:rPr>
+          <w:b/>
+        </w:rPr>
+        <w:t>evidence</w:t>
+      </w:r>
+      <w:r>
+        <w:rPr>
+          <w:b w:val="0"/>
+        </w:rPr>
+        <w:t xml:space="preserve"> is now supplied; the earlier uncertain image was not proof of health.</w:t>
       </w:r>
     </w:p>
     <w:p>
@@ -1068,6 +1860,17 @@
     </w:p>
     <w:p>
       <w:r>
+        <w:t>Use the vocabulary of Label Quality to explain a concrete decision, rather than only memorising definitions.</w:t>
+      </w:r>
+    </w:p>
+    <w:p>
+      <w:pPr>
+        <w:spacing w:line="336" w:lineRule="auto" w:after="180"/>
+      </w:pPr>
+      <w:r>
+        <w:rPr>
+          <w:b/>
+        </w:rPr>
         <w:t>VOCABULARY</w:t>
       </w:r>
     </w:p>
@@ -1080,7 +1883,13 @@
       </w:r>
     </w:p>
     <w:p>
-      <w:r>
+      <w:pPr>
+        <w:spacing w:line="336" w:lineRule="auto" w:after="180"/>
+      </w:pPr>
+      <w:r>
+        <w:rPr>
+          <w:b w:val="0"/>
+        </w:rPr>
         <w:t>A definition matters when it lets you interpret a new dataset, model, or result.</w:t>
       </w:r>
     </w:p>
@@ -1396,12 +2205,25 @@
       </w:tr>
     </w:tbl>
     <w:p>
-      <w:r>
+      <w:pPr>
+        <w:spacing w:line="336" w:lineRule="auto" w:after="180"/>
+        <w:shd w:fill="FFF5E6"/>
+      </w:pPr>
+      <w:r>
+        <w:rPr>
+          <w:b w:val="0"/>
+        </w:rPr>
         <w:t>MISCONCEPTION TO REPAIR  The model can learn the correct concept even when people label the same example differently.</w:t>
       </w:r>
     </w:p>
     <w:p>
-      <w:r>
+      <w:pPr>
+        <w:spacing w:line="336" w:lineRule="auto" w:after="180"/>
+      </w:pPr>
+      <w:r>
+        <w:rPr>
+          <w:b w:val="0"/>
+        </w:rPr>
         <w:t>Repair the claim using a definition, calculation, or test record:</w:t>
       </w:r>
     </w:p>
@@ -1547,7 +2369,24 @@
     </w:p>
     <w:p>
       <w:r>
-        <w:t>WORKED EVIDENCE</w:t>
+        <w:t>Follow the worked trace for Label Quality, predict a step, then compare with its explanation.</w:t>
+      </w:r>
+    </w:p>
+    <w:p>
+      <w:pPr>
+        <w:spacing w:line="336" w:lineRule="auto" w:after="180"/>
+      </w:pPr>
+      <w:r>
+        <w:rPr>
+          <w:b/>
+        </w:rPr>
+        <w:t xml:space="preserve">WORKED </w:t>
+      </w:r>
+      <w:r>
+        <w:rPr>
+          <w:b/>
+        </w:rPr>
+        <w:t>EVIDENCE</w:t>
       </w:r>
     </w:p>
     <w:p>
@@ -1559,8 +2398,26 @@
       </w:r>
     </w:p>
     <w:p>
-      <w:r>
-        <w:t>Predict first. Then check each step. A correct answer without visible evidence cannot be audited.</w:t>
+      <w:pPr>
+        <w:spacing w:line="336" w:lineRule="auto" w:after="180"/>
+      </w:pPr>
+      <w:r>
+        <w:rPr>
+          <w:b w:val="0"/>
+        </w:rPr>
+        <w:t xml:space="preserve">Predict first. Then check each step. A correct answer without visible </w:t>
+      </w:r>
+      <w:r>
+        <w:rPr>
+          <w:b/>
+        </w:rPr>
+        <w:t>evidence</w:t>
+      </w:r>
+      <w:r>
+        <w:rPr>
+          <w:b w:val="0"/>
+        </w:rPr>
+        <w:t xml:space="preserve"> cannot be audited.</w:t>
       </w:r>
     </w:p>
     <w:p>
@@ -1600,33 +2457,178 @@
       </w:r>
     </w:p>
     <w:p>
-      <w:r>
-        <w:t>STEP 1  Two annotators label 20 leaves and agree on 16.</w:t>
-      </w:r>
-    </w:p>
-    <w:p>
-      <w:r>
-        <w:t>STEP 2  Observed agreement = 16 ÷ 20 = 80%.</w:t>
-      </w:r>
-    </w:p>
-    <w:p>
-      <w:r>
-        <w:t>STEP 3  Most disagreements concern tiny spots near the boundary.</w:t>
-      </w:r>
-    </w:p>
-    <w:p>
-      <w:r>
-        <w:t>STEP 4  Define a minimum spot rule, relabel a fixed subset, and report the new agreement.</w:t>
-      </w:r>
-    </w:p>
-    <w:p>
-      <w:r>
+      <w:pPr>
+        <w:pStyle w:val="Heading3"/>
+      </w:pPr>
+      <w:r>
+        <w:t>Step 1</w:t>
+      </w:r>
+    </w:p>
+    <w:p>
+      <w:pPr>
+        <w:spacing w:line="336" w:lineRule="auto" w:after="180"/>
+        <w:shd w:fill="F4F9FC"/>
+      </w:pPr>
+      <w:r>
+        <w:rPr>
+          <w:b w:val="0"/>
+        </w:rPr>
+        <w:t xml:space="preserve">STEP 1  Two </w:t>
+      </w:r>
+      <w:r>
+        <w:rPr>
+          <w:b/>
+        </w:rPr>
+        <w:t>annotator</w:t>
+      </w:r>
+      <w:r>
+        <w:rPr>
+          <w:b w:val="0"/>
+        </w:rPr>
+        <w:t>s label 20 leaves and agree on 16.</w:t>
+      </w:r>
+    </w:p>
+    <w:p>
+      <w:pPr>
+        <w:pStyle w:val="Heading3"/>
+      </w:pPr>
+      <w:r>
+        <w:t>Step 2</w:t>
+      </w:r>
+    </w:p>
+    <w:p>
+      <w:pPr>
+        <w:spacing w:line="336" w:lineRule="auto" w:after="180"/>
+        <w:shd w:fill="F4F9FC"/>
+      </w:pPr>
+      <w:r>
+        <w:rPr>
+          <w:b w:val="0"/>
+        </w:rPr>
+        <w:t xml:space="preserve">STEP 2  Observed </w:t>
+      </w:r>
+      <w:r>
+        <w:rPr>
+          <w:b/>
+        </w:rPr>
+        <w:t>agreement</w:t>
+      </w:r>
+      <w:r>
+        <w:rPr>
+          <w:b w:val="0"/>
+        </w:rPr>
+        <w:t xml:space="preserve"> = 16 ÷ 20 = </w:t>
+      </w:r>
+      <w:r>
+        <w:rPr>
+          <w:b/>
+        </w:rPr>
+        <w:t>80%</w:t>
+      </w:r>
+      <w:r>
+        <w:rPr>
+          <w:b w:val="0"/>
+        </w:rPr>
+        <w:t>.</w:t>
+      </w:r>
+    </w:p>
+    <w:p>
+      <w:pPr>
+        <w:pStyle w:val="Heading3"/>
+      </w:pPr>
+      <w:r>
+        <w:t>Step 3</w:t>
+      </w:r>
+    </w:p>
+    <w:p>
+      <w:pPr>
+        <w:spacing w:line="336" w:lineRule="auto" w:after="180"/>
+        <w:shd w:fill="F4F9FC"/>
+      </w:pPr>
+      <w:r>
+        <w:rPr>
+          <w:b w:val="0"/>
+        </w:rPr>
+        <w:t>STEP 3  Most dis</w:t>
+      </w:r>
+      <w:r>
+        <w:rPr>
+          <w:b/>
+        </w:rPr>
+        <w:t>agreement</w:t>
+      </w:r>
+      <w:r>
+        <w:rPr>
+          <w:b w:val="0"/>
+        </w:rPr>
+        <w:t>s concern tiny spots near the boundary.</w:t>
+      </w:r>
+    </w:p>
+    <w:p>
+      <w:pPr>
+        <w:pStyle w:val="Heading3"/>
+      </w:pPr>
+      <w:r>
+        <w:t>Step 4</w:t>
+      </w:r>
+    </w:p>
+    <w:p>
+      <w:pPr>
+        <w:spacing w:line="336" w:lineRule="auto" w:after="180"/>
+        <w:shd w:fill="F4F9FC"/>
+      </w:pPr>
+      <w:r>
+        <w:rPr>
+          <w:b w:val="0"/>
+        </w:rPr>
+        <w:t xml:space="preserve">STEP 4  Define a minimum spot rule, relabel a fixed subset, and report the new </w:t>
+      </w:r>
+      <w:r>
+        <w:rPr>
+          <w:b/>
+        </w:rPr>
+        <w:t>agreement</w:t>
+      </w:r>
+      <w:r>
+        <w:rPr>
+          <w:b w:val="0"/>
+        </w:rPr>
+        <w:t>.</w:t>
+      </w:r>
+    </w:p>
+    <w:p>
+      <w:pPr>
+        <w:spacing w:line="336" w:lineRule="auto" w:after="180"/>
+        <w:shd w:fill="EDF7F3"/>
+      </w:pPr>
+      <w:r>
+        <w:rPr>
+          <w:b w:val="0"/>
+        </w:rPr>
         <w:t>CHECK  Verify the denominator, unit, split, class definition, and data version before interpreting a score.</w:t>
       </w:r>
     </w:p>
     <w:p>
-      <w:r>
-        <w:t>Recalculate, retrace, or restate the evidence independently:</w:t>
+      <w:pPr>
+        <w:spacing w:line="336" w:lineRule="auto" w:after="180"/>
+      </w:pPr>
+      <w:r>
+        <w:rPr>
+          <w:b w:val="0"/>
+        </w:rPr>
+        <w:t xml:space="preserve">Recalculate, retrace, or restate the </w:t>
+      </w:r>
+      <w:r>
+        <w:rPr>
+          <w:b/>
+        </w:rPr>
+        <w:t>evidence</w:t>
+      </w:r>
+      <w:r>
+        <w:rPr>
+          <w:b w:val="0"/>
+        </w:rPr>
+        <w:t xml:space="preserve"> independently:</w:t>
       </w:r>
     </w:p>
     <w:p>
@@ -1638,20 +2640,112 @@
       </w:r>
     </w:p>
     <w:p>
-      <w:r>
-        <w:t>For B, the full lane is visible and a wheel touches its boundary. One annotator treated touching as clear; the other treated it as blocked. Rule v1 explicitly includes touching, so the reviewed label is blocked. Preserve both original labels and record the item, rule version, evidence, decision and reviewer. Do not silently overwrite the originals.</w:t>
-      </w:r>
-    </w:p>
-    <w:p>
-      <w:r>
-        <w:t>For C, a curtain hides part of the lane. One annotator guessed clear; the other requested review. Rule v1 requires full visibility for clear. The justified status remains review until sufficient evidence is available. More votes cannot reveal the hidden area.</w:t>
-      </w:r>
-    </w:p>
-    <w:p>
       <w:pPr>
         <w:pStyle w:val="Heading3"/>
       </w:pPr>
       <w:r>
+        <w:t>Worked explanation · Label Quality</w:t>
+      </w:r>
+    </w:p>
+    <w:p>
+      <w:pPr>
+        <w:spacing w:line="336" w:lineRule="auto" w:after="180"/>
+        <w:shd w:fill="F1F6FC"/>
+      </w:pPr>
+      <w:r>
+        <w:rPr>
+          <w:b w:val="0"/>
+        </w:rPr>
+        <w:t xml:space="preserve">For B, the full lane is visible and a wheel touches its boundary. One </w:t>
+      </w:r>
+      <w:r>
+        <w:rPr>
+          <w:b/>
+        </w:rPr>
+        <w:t>annotator</w:t>
+      </w:r>
+      <w:r>
+        <w:rPr>
+          <w:b w:val="0"/>
+        </w:rPr>
+        <w:t xml:space="preserve"> treated touching as clear; the other treated it as blocked. Rule v1 explicitly includes touching, so the reviewed label is blocked.</w:t>
+      </w:r>
+    </w:p>
+    <w:p>
+      <w:pPr>
+        <w:spacing w:line="336" w:lineRule="auto" w:after="180"/>
+        <w:shd w:fill="F1F6FC"/>
+      </w:pPr>
+      <w:r>
+        <w:rPr>
+          <w:b w:val="0"/>
+        </w:rPr>
+        <w:t xml:space="preserve">Preserve both original labels and record the item, rule version, </w:t>
+      </w:r>
+      <w:r>
+        <w:rPr>
+          <w:b/>
+        </w:rPr>
+        <w:t>evidence</w:t>
+      </w:r>
+      <w:r>
+        <w:rPr>
+          <w:b w:val="0"/>
+        </w:rPr>
+        <w:t>, decision and reviewer. Do not silently overwrite the originals.</w:t>
+      </w:r>
+    </w:p>
+    <w:p>
+      <w:pPr>
+        <w:spacing w:line="336" w:lineRule="auto" w:after="180"/>
+      </w:pPr>
+      <w:r>
+        <w:rPr>
+          <w:b w:val="0"/>
+        </w:rPr>
+        <w:t xml:space="preserve">For C, a curtain hides part of the lane. One </w:t>
+      </w:r>
+      <w:r>
+        <w:rPr>
+          <w:b/>
+        </w:rPr>
+        <w:t>annotator</w:t>
+      </w:r>
+      <w:r>
+        <w:rPr>
+          <w:b w:val="0"/>
+        </w:rPr>
+        <w:t xml:space="preserve"> guessed clear; the other requested review. Rule v1 requires full visibility for clear. The justified status remains review until sufficient </w:t>
+      </w:r>
+      <w:r>
+        <w:rPr>
+          <w:b/>
+        </w:rPr>
+        <w:t>evidence</w:t>
+      </w:r>
+      <w:r>
+        <w:rPr>
+          <w:b w:val="0"/>
+        </w:rPr>
+        <w:t xml:space="preserve"> is available.</w:t>
+      </w:r>
+    </w:p>
+    <w:p>
+      <w:pPr>
+        <w:spacing w:line="336" w:lineRule="auto" w:after="180"/>
+      </w:pPr>
+      <w:r>
+        <w:rPr>
+          <w:b w:val="0"/>
+        </w:rPr>
+        <w:t>More votes cannot reveal the hidden area.</w:t>
+      </w:r>
+    </w:p>
+    <w:p>
+      <w:pPr>
+        <w:pStyle w:val="Heading3"/>
+      </w:pPr>
+      <w:r>
         <w:t>Using rule v1, explain the decisions for B and C. If you exclude C from the original comparison, what is agreement among the remaining pairs? Why must you still report the exclusion?</w:t>
       </w:r>
     </w:p>
@@ -1681,8 +2775,25 @@
       </w:r>
     </w:p>
     <w:p>
-      <w:r>
-        <w:t>A decision log could say: B, original clear/blocked, wheel touches line, v1, blocked after review by the teacher. For C it could say: original review/clear, lane partly hidden, v1, unresolved review. Add the labeling method and rule version to the dataset card.</w:t>
+      <w:pPr>
+        <w:spacing w:line="336" w:lineRule="auto" w:after="180"/>
+      </w:pPr>
+      <w:r>
+        <w:rPr>
+          <w:b w:val="0"/>
+        </w:rPr>
+        <w:t>A decision log could say: B, original clear/blocked, wheel touches line, v1, blocked after review by the teacher. For C it could say: original review/clear, lane partly hidden, v1, unresolved review.</w:t>
+      </w:r>
+    </w:p>
+    <w:p>
+      <w:pPr>
+        <w:spacing w:line="336" w:lineRule="auto" w:after="180"/>
+      </w:pPr>
+      <w:r>
+        <w:rPr>
+          <w:b w:val="0"/>
+        </w:rPr>
+        <w:t>Add the labeling method and rule version to the dataset card.</w:t>
       </w:r>
     </w:p>
     <w:p>
@@ -1694,7 +2805,13 @@
       </w:r>
     </w:p>
     <w:p>
-      <w:r>
+      <w:pPr>
+        <w:spacing w:line="336" w:lineRule="auto" w:after="180"/>
+      </w:pPr>
+      <w:r>
+        <w:rPr>
+          <w:b w:val="0"/>
+        </w:rPr>
         <w:t>Cover the result before checking it. Say what is given, choose the procedure, and follow one step at a time. Then uncover the result and explain your first mismatch. Ask why a step is allowed, not only what number it produces.</w:t>
       </w:r>
     </w:p>
@@ -1707,8 +2824,26 @@
       </w:r>
     </w:p>
     <w:p>
-      <w:r>
-        <w:t>Write a label rule that resolves the visible boundary case.</w:t>
+      <w:pPr>
+        <w:spacing w:line="336" w:lineRule="auto" w:after="180"/>
+      </w:pPr>
+      <w:r>
+        <w:rPr>
+          <w:b w:val="0"/>
+        </w:rPr>
+        <w:t xml:space="preserve">Write a </w:t>
+      </w:r>
+      <w:r>
+        <w:rPr>
+          <w:b/>
+        </w:rPr>
+        <w:t>label rule</w:t>
+      </w:r>
+      <w:r>
+        <w:rPr>
+          <w:b w:val="0"/>
+        </w:rPr>
+        <w:t xml:space="preserve"> that resolves the visible boundary case.</w:t>
       </w:r>
     </w:p>
     <w:p>
@@ -1720,13 +2855,55 @@
       </w:r>
     </w:p>
     <w:p>
-      <w:r>
+      <w:pPr>
+        <w:pStyle w:val="Heading3"/>
+      </w:pPr>
+      <w:r>
+        <w:t>Supplied facts</w:t>
+      </w:r>
+    </w:p>
+    <w:p>
+      <w:pPr>
+        <w:spacing w:line="336" w:lineRule="auto" w:after="180"/>
+        <w:shd w:fill="F1F6FC"/>
+      </w:pPr>
+      <w:r>
+        <w:rPr>
+          <w:b w:val="0"/>
+        </w:rPr>
         <w:t>Toy spotted-leaf rule: at least one fully visible brown spot means spotted; occluded leaves require review. X has one visible spot; Y has none; Z is half hidden.</w:t>
       </w:r>
     </w:p>
     <w:p>
-      <w:r>
-        <w:t>All inputs and outcomes in this worked example are invented classroom data; no real model run is claimed.</w:t>
+      <w:pPr>
+        <w:pStyle w:val="Heading3"/>
+      </w:pPr>
+      <w:r>
+        <w:t>Supplied facts</w:t>
+      </w:r>
+    </w:p>
+    <w:p>
+      <w:pPr>
+        <w:spacing w:line="336" w:lineRule="auto" w:after="180"/>
+        <w:shd w:fill="F1F6FC"/>
+      </w:pPr>
+      <w:r>
+        <w:rPr>
+          <w:b w:val="0"/>
+        </w:rPr>
+        <w:t xml:space="preserve">All </w:t>
+      </w:r>
+      <w:r>
+        <w:rPr>
+          <w:b/>
+        </w:rPr>
+        <w:t>input</w:t>
+      </w:r>
+      <w:r>
+        <w:rPr>
+          <w:b w:val="0"/>
+        </w:rPr>
+        <w:t>s and outcomes in this worked example are invented classroom data; no real model run is claimed.</w:t>
       </w:r>
     </w:p>
     <w:p>
@@ -1889,30 +3066,162 @@
       </w:r>
     </w:p>
     <w:p>
-      <w:r>
-        <w:t>Read the picture in order. If an annotator labels X healthy, compare the image and declared spot rule before changing the label. The arrows show which recorded input or intermediate result each decision uses. Explain the deciding step aloud before checking the changed case; pointing to the final answer alone does not show how it follows.</w:t>
-      </w:r>
-    </w:p>
-    <w:p>
       <w:pPr>
         <w:pStyle w:val="Heading3"/>
       </w:pPr>
       <w:r>
+        <w:t>Why the result follows</w:t>
+      </w:r>
+    </w:p>
+    <w:p>
+      <w:pPr>
+        <w:spacing w:line="336" w:lineRule="auto" w:after="180"/>
+        <w:shd w:fill="F1F6FC"/>
+      </w:pPr>
+      <w:r>
+        <w:rPr>
+          <w:b w:val="0"/>
+        </w:rPr>
+        <w:t xml:space="preserve">Read the picture in order. If an </w:t>
+      </w:r>
+      <w:r>
+        <w:rPr>
+          <w:b/>
+        </w:rPr>
+        <w:t>annotator</w:t>
+      </w:r>
+      <w:r>
+        <w:rPr>
+          <w:b w:val="0"/>
+        </w:rPr>
+        <w:t xml:space="preserve"> labels X healthy, compare the image and declared spot rule before changing the label. The arrows show which recorded </w:t>
+      </w:r>
+      <w:r>
+        <w:rPr>
+          <w:b/>
+        </w:rPr>
+        <w:t>input</w:t>
+      </w:r>
+      <w:r>
+        <w:rPr>
+          <w:b w:val="0"/>
+        </w:rPr>
+        <w:t xml:space="preserve"> or intermediate result each decision uses.</w:t>
+      </w:r>
+    </w:p>
+    <w:p>
+      <w:pPr>
+        <w:spacing w:line="336" w:lineRule="auto" w:after="180"/>
+        <w:shd w:fill="F1F6FC"/>
+      </w:pPr>
+      <w:r>
+        <w:rPr>
+          <w:b w:val="0"/>
+        </w:rPr>
+        <w:t>Explain the deciding step aloud before checking the changed case; pointing to the final answer alone does not show how it follows.</w:t>
+      </w:r>
+    </w:p>
+    <w:p>
+      <w:pPr>
+        <w:pStyle w:val="Heading3"/>
+      </w:pPr>
+      <w:r>
         <w:t>What this example does not establish</w:t>
       </w:r>
     </w:p>
     <w:p>
-      <w:r>
+      <w:pPr>
+        <w:pStyle w:val="Heading3"/>
+      </w:pPr>
+      <w:r>
+        <w:t>Keep the stated limit</w:t>
+      </w:r>
+    </w:p>
+    <w:p>
+      <w:pPr>
+        <w:spacing w:line="336" w:lineRule="auto" w:after="180"/>
+        <w:shd w:fill="FFF5E6"/>
+      </w:pPr>
+      <w:r>
+        <w:rPr>
+          <w:b w:val="0"/>
+        </w:rPr>
         <w:t>Visible brown spots are a simplified classroom target, not a diagnosis of plant disease.</w:t>
       </w:r>
     </w:p>
     <w:p>
-      <w:r>
-        <w:t>Read the labelled picture: Why should two annotators not vote away Z’s missing evidence? Point to the relevant step in the picture, then write the changed result and the rule or evidence that supports it.</w:t>
-      </w:r>
-    </w:p>
-    <w:p>
-      <w:r>
+      <w:pPr>
+        <w:pStyle w:val="Heading3"/>
+      </w:pPr>
+      <w:r>
+        <w:t>Keep the stated limit</w:t>
+      </w:r>
+    </w:p>
+    <w:p>
+      <w:pPr>
+        <w:spacing w:line="336" w:lineRule="auto" w:after="180"/>
+        <w:shd w:fill="FFF5E6"/>
+      </w:pPr>
+      <w:r>
+        <w:rPr>
+          <w:b w:val="0"/>
+        </w:rPr>
+        <w:t xml:space="preserve">Read the labelled picture: Why should two </w:t>
+      </w:r>
+      <w:r>
+        <w:rPr>
+          <w:b/>
+        </w:rPr>
+        <w:t>annotator</w:t>
+      </w:r>
+      <w:r>
+        <w:rPr>
+          <w:b w:val="0"/>
+        </w:rPr>
+        <w:t xml:space="preserve">s not vote away Z’s missing </w:t>
+      </w:r>
+      <w:r>
+        <w:rPr>
+          <w:b/>
+        </w:rPr>
+        <w:t>evidence</w:t>
+      </w:r>
+      <w:r>
+        <w:rPr>
+          <w:b w:val="0"/>
+        </w:rPr>
+        <w:t xml:space="preserve">? Point to the relevant step in the picture, then write the changed result and the rule or </w:t>
+      </w:r>
+      <w:r>
+        <w:rPr>
+          <w:b/>
+        </w:rPr>
+        <w:t>evidence</w:t>
+      </w:r>
+      <w:r>
+        <w:rPr>
+          <w:b w:val="0"/>
+        </w:rPr>
+        <w:t xml:space="preserve"> that supports it.</w:t>
+      </w:r>
+    </w:p>
+    <w:p>
+      <w:pPr>
+        <w:pStyle w:val="Heading3"/>
+      </w:pPr>
+      <w:r>
+        <w:t>Keep the stated limit</w:t>
+      </w:r>
+    </w:p>
+    <w:p>
+      <w:pPr>
+        <w:spacing w:line="336" w:lineRule="auto" w:after="180"/>
+        <w:shd w:fill="FFF5E6"/>
+      </w:pPr>
+      <w:r>
+        <w:rPr>
+          <w:b w:val="0"/>
+        </w:rPr>
         <w:t>Change one thing: Z receives a new fully visible image with no brown spots. Predict the result before checking the explanation. What remains the same?</w:t>
       </w:r>
     </w:p>
@@ -1926,6 +3235,26 @@
     </w:p>
     <w:p>
       <w:r>
+        <w:t>Find the unsupported step in the Label Quality claim and explain a repair using the supplied evidence.</w:t>
+      </w:r>
+    </w:p>
+    <w:p>
+      <w:pPr>
+        <w:pStyle w:val="Heading3"/>
+      </w:pPr>
+      <w:r>
+        <w:t>Find the first error</w:t>
+      </w:r>
+    </w:p>
+    <w:p>
+      <w:pPr>
+        <w:spacing w:line="336" w:lineRule="auto" w:after="180"/>
+        <w:shd w:fill="FFF5E6"/>
+      </w:pPr>
+      <w:r>
+        <w:rPr>
+          <w:b w:val="0"/>
+        </w:rPr>
         <w:t>ERROR DETECTIVE</w:t>
       </w:r>
     </w:p>
@@ -1938,7 +3267,13 @@
       </w:r>
     </w:p>
     <w:p>
-      <w:r>
+      <w:pPr>
+        <w:spacing w:line="336" w:lineRule="auto" w:after="180"/>
+      </w:pPr>
+      <w:r>
+        <w:rPr>
+          <w:b w:val="0"/>
+        </w:rPr>
         <w:t>Do not patch the answer. Find the earliest unsupported assumption, data problem, or experiment error.</w:t>
       </w:r>
     </w:p>
@@ -2189,12 +3524,25 @@
       </w:tr>
     </w:tbl>
     <w:p>
-      <w:r>
+      <w:pPr>
+        <w:spacing w:line="336" w:lineRule="auto" w:after="180"/>
+        <w:shd w:fill="FFF5E6"/>
+      </w:pPr>
+      <w:r>
+        <w:rPr>
+          <w:b w:val="0"/>
+        </w:rPr>
         <w:t>CLAIM TO CHALLENGE  The model can learn the correct concept even when people label the same example differently.</w:t>
       </w:r>
     </w:p>
     <w:p>
-      <w:r>
+      <w:pPr>
+        <w:spacing w:line="336" w:lineRule="auto" w:after="180"/>
+      </w:pPr>
+      <w:r>
+        <w:rPr>
+          <w:b w:val="0"/>
+        </w:rPr>
         <w:t>Diagnose one cause and name the cleanest next experiment:</w:t>
       </w:r>
     </w:p>
@@ -2207,20 +3555,122 @@
       </w:r>
     </w:p>
     <w:p>
-      <w:r>
-        <w:t>Report the paired-item count, agreement count, handling of review and the rule version. For the original four-item comparison, say two of four pairs match, including review statuses. If you report a subset, name its selection rule and denominator. This tiny invented set says nothing about reliability on other scenes.</w:t>
-      </w:r>
-    </w:p>
-    <w:p>
-      <w:r>
-        <w:t>Keep practice for writing label rules separate from final model testing. Resolving labels needs a documented process; reviewing model predictions to choose convenient labels would undermine a fair evaluation. Next week you will separate related examples when designing data splits.</w:t>
-      </w:r>
-    </w:p>
-    <w:p>
       <w:pPr>
         <w:pStyle w:val="Heading3"/>
       </w:pPr>
       <w:r>
+        <w:t>Check the claim against the facts</w:t>
+      </w:r>
+    </w:p>
+    <w:p>
+      <w:pPr>
+        <w:spacing w:line="336" w:lineRule="auto" w:after="180"/>
+        <w:shd w:fill="FFF5E6"/>
+      </w:pPr>
+      <w:r>
+        <w:rPr>
+          <w:b w:val="0"/>
+        </w:rPr>
+        <w:t xml:space="preserve">Report the paired-item count, </w:t>
+      </w:r>
+      <w:r>
+        <w:rPr>
+          <w:b/>
+        </w:rPr>
+        <w:t>agreement</w:t>
+      </w:r>
+      <w:r>
+        <w:rPr>
+          <w:b w:val="0"/>
+        </w:rPr>
+        <w:t xml:space="preserve"> count, handling of review and the rule version. For the original four-item comparison, say two of four pairs match, including review statuses.</w:t>
+      </w:r>
+    </w:p>
+    <w:p>
+      <w:pPr>
+        <w:spacing w:line="336" w:lineRule="auto" w:after="180"/>
+        <w:shd w:fill="FFF5E6"/>
+      </w:pPr>
+      <w:r>
+        <w:rPr>
+          <w:b w:val="0"/>
+        </w:rPr>
+        <w:t>If you report a subset, name its selection rule and denominator. This tiny invented set says nothing about reliability on other scenes.</w:t>
+      </w:r>
+    </w:p>
+    <w:p>
+      <w:pPr>
+        <w:pStyle w:val="Heading3"/>
+      </w:pPr>
+      <w:r>
+        <w:t>Check the claim against the facts</w:t>
+      </w:r>
+    </w:p>
+    <w:p>
+      <w:pPr>
+        <w:spacing w:line="336" w:lineRule="auto" w:after="180"/>
+        <w:shd w:fill="FFF5E6"/>
+      </w:pPr>
+      <w:r>
+        <w:rPr>
+          <w:b w:val="0"/>
+        </w:rPr>
+        <w:t xml:space="preserve">Keep practice for writing </w:t>
+      </w:r>
+      <w:r>
+        <w:rPr>
+          <w:b/>
+        </w:rPr>
+        <w:t>label rule</w:t>
+      </w:r>
+      <w:r>
+        <w:rPr>
+          <w:b w:val="0"/>
+        </w:rPr>
+        <w:t xml:space="preserve">s separate from final model testing. Resolving labels needs a documented </w:t>
+      </w:r>
+      <w:r>
+        <w:rPr>
+          <w:b/>
+        </w:rPr>
+        <w:t>process</w:t>
+      </w:r>
+      <w:r>
+        <w:rPr>
+          <w:b w:val="0"/>
+        </w:rPr>
+        <w:t xml:space="preserve">; reviewing model </w:t>
+      </w:r>
+      <w:r>
+        <w:rPr>
+          <w:b/>
+        </w:rPr>
+        <w:t>prediction</w:t>
+      </w:r>
+      <w:r>
+        <w:rPr>
+          <w:b w:val="0"/>
+        </w:rPr>
+        <w:t>s to choose convenient labels would undermine a fair evaluation.</w:t>
+      </w:r>
+    </w:p>
+    <w:p>
+      <w:pPr>
+        <w:spacing w:line="336" w:lineRule="auto" w:after="180"/>
+        <w:shd w:fill="FFF5E6"/>
+      </w:pPr>
+      <w:r>
+        <w:rPr>
+          <w:b w:val="0"/>
+        </w:rPr>
+        <w:t>Next week you will separate related examples when designing data splits.</w:t>
+      </w:r>
+    </w:p>
+    <w:p>
+      <w:pPr>
+        <w:pStyle w:val="Heading3"/>
+      </w:pPr>
+      <w:r>
         <w:t>Two annotators agree on every item but both ignore the boundary rule. What does perfect agreement establish, and what does it fail to establish? Give one evidence check to perform next.</w:t>
       </w:r>
     </w:p>
@@ -2259,6 +3709,17 @@
     </w:p>
     <w:p>
       <w:r>
+        <w:t>Practise Label Quality with support, then explain the deciding step in your own words.</w:t>
+      </w:r>
+    </w:p>
+    <w:p>
+      <w:pPr>
+        <w:spacing w:line="336" w:lineRule="auto" w:after="180"/>
+      </w:pPr>
+      <w:r>
+        <w:rPr>
+          <w:b/>
+        </w:rPr>
         <w:t>ML STUDIO</w:t>
       </w:r>
     </w:p>
@@ -2271,7 +3732,13 @@
       </w:r>
     </w:p>
     <w:p>
-      <w:r>
+      <w:pPr>
+        <w:spacing w:line="336" w:lineRule="auto" w:after="180"/>
+      </w:pPr>
+      <w:r>
+        <w:rPr>
+          <w:b w:val="0"/>
+        </w:rPr>
         <w:t>A trustworthy result can be reproduced from the recorded data, code, settings, and evaluation rule.</w:t>
       </w:r>
     </w:p>
@@ -2320,37 +3787,106 @@
       </w:r>
     </w:p>
     <w:p>
-      <w:r>
+      <w:pPr>
+        <w:pStyle w:val="Heading3"/>
+      </w:pPr>
+      <w:r>
+        <w:t>Question to explain</w:t>
+      </w:r>
+    </w:p>
+    <w:p>
+      <w:pPr>
+        <w:spacing w:line="336" w:lineRule="auto" w:after="180"/>
+        <w:shd w:fill="F5F1FB"/>
+      </w:pPr>
+      <w:r>
+        <w:rPr>
+          <w:b w:val="0"/>
+        </w:rPr>
         <w:t>QUESTION + intended use + success threshold</w:t>
       </w:r>
     </w:p>
     <w:p>
-      <w:r>
+      <w:pPr>
+        <w:spacing w:line="336" w:lineRule="auto" w:after="180"/>
+      </w:pPr>
+      <w:r>
+        <w:rPr>
+          <w:b w:val="0"/>
+        </w:rPr>
         <w:t>DATA version + grouped split + leakage check</w:t>
       </w:r>
     </w:p>
     <w:p>
-      <w:r>
-        <w:t>CODE/preprocessing + features + model + settings + seed</w:t>
-      </w:r>
-    </w:p>
-    <w:p>
-      <w:r>
+      <w:pPr>
+        <w:spacing w:line="336" w:lineRule="auto" w:after="180"/>
+      </w:pPr>
+      <w:r>
+        <w:rPr>
+          <w:b w:val="0"/>
+        </w:rPr>
+        <w:t>CODE/pre</w:t>
+      </w:r>
+      <w:r>
+        <w:rPr>
+          <w:b/>
+        </w:rPr>
+        <w:t>process</w:t>
+      </w:r>
+      <w:r>
+        <w:rPr>
+          <w:b w:val="0"/>
+        </w:rPr>
+        <w:t>ing + features + model + settings + seed</w:t>
+      </w:r>
+    </w:p>
+    <w:p>
+      <w:pPr>
+        <w:spacing w:line="336" w:lineRule="auto" w:after="180"/>
+      </w:pPr>
+      <w:r>
+        <w:rPr>
+          <w:b w:val="0"/>
+        </w:rPr>
         <w:t>METRICS + positive class + units + denominators</w:t>
       </w:r>
     </w:p>
     <w:p>
-      <w:r>
-        <w:t>PREDICTIONS + errors + subgroup slices + limitations</w:t>
-      </w:r>
-    </w:p>
-    <w:p>
-      <w:r>
+      <w:pPr>
+        <w:spacing w:line="336" w:lineRule="auto" w:after="180"/>
+      </w:pPr>
+      <w:r>
+        <w:rPr>
+          <w:b/>
+        </w:rPr>
+        <w:t>PREDICTION</w:t>
+      </w:r>
+      <w:r>
+        <w:rPr>
+          <w:b w:val="0"/>
+        </w:rPr>
+        <w:t>S + errors + subgroup slices + limitations</w:t>
+      </w:r>
+    </w:p>
+    <w:p>
+      <w:pPr>
+        <w:spacing w:line="336" w:lineRule="auto" w:after="180"/>
+      </w:pPr>
+      <w:r>
+        <w:rPr>
+          <w:b w:val="0"/>
+        </w:rPr>
         <w:t>HUMAN reviewer + release, revise, limit, or stop decision</w:t>
       </w:r>
     </w:p>
     <w:p>
-      <w:r>
+      <w:pPr>
+        <w:spacing w:line="336" w:lineRule="auto" w:after="180"/>
+      </w:pPr>
+      <w:r>
+        <w:rPr>
+          <w:b w:val="0"/>
+        </w:rPr>
         <w:t>Write the minimum record needed to reproduce today's result:</w:t>
       </w:r>
     </w:p>
@@ -2363,13 +3899,94 @@
       </w:r>
     </w:p>
     <w:p>
-      <w:r>
-        <w:t>A useful rule names the object of judgment, allowed labels, observable evidence, boundaries and an uncertainty route. Include a typical example and a boundary example. Pilot the rule independently on a few new items, compare labels, discuss causes, revise the wording and label new items again. Record which rule produced each set of labels.</w:t>
-      </w:r>
-    </w:p>
-    <w:p>
-      <w:r>
-        <w:t>Do not change the rule simply to improve a score or make a model look correct. A rule revision can change the target itself. If touching is changed from blocked to clear, document the changed task, review all affected examples consistently and keep versions separate. Consult task evidence when interpreting a disagreement; a majority vote alone cannot prove truth.</w:t>
+      <w:pPr>
+        <w:spacing w:line="336" w:lineRule="auto" w:after="180"/>
+      </w:pPr>
+      <w:r>
+        <w:rPr>
+          <w:b w:val="0"/>
+        </w:rPr>
+        <w:t xml:space="preserve">A useful rule names the object of judgment, allowed labels, observable </w:t>
+      </w:r>
+      <w:r>
+        <w:rPr>
+          <w:b/>
+        </w:rPr>
+        <w:t>evidence</w:t>
+      </w:r>
+      <w:r>
+        <w:rPr>
+          <w:b w:val="0"/>
+        </w:rPr>
+        <w:t>, boundaries and an uncertainty route. Include a typical example and a boundary example.</w:t>
+      </w:r>
+    </w:p>
+    <w:p>
+      <w:pPr>
+        <w:spacing w:line="336" w:lineRule="auto" w:after="180"/>
+      </w:pPr>
+      <w:r>
+        <w:rPr>
+          <w:b w:val="0"/>
+        </w:rPr>
+        <w:t>Pilot the rule independently on a few new items, compare labels, discuss causes, revise the wording and label new items again. Record which rule produced each set of labels.</w:t>
+      </w:r>
+    </w:p>
+    <w:p>
+      <w:pPr>
+        <w:spacing w:line="336" w:lineRule="auto" w:after="180"/>
+      </w:pPr>
+      <w:r>
+        <w:rPr>
+          <w:b w:val="0"/>
+        </w:rPr>
+        <w:t>Do not change the rule simply to improve a score or make a model look correct. A rule revision can change the target itself.</w:t>
+      </w:r>
+    </w:p>
+    <w:p>
+      <w:pPr>
+        <w:spacing w:line="336" w:lineRule="auto" w:after="180"/>
+      </w:pPr>
+      <w:r>
+        <w:rPr>
+          <w:b w:val="0"/>
+        </w:rPr>
+        <w:t>If touching is changed from blocked to clear, document the changed task, review all affected examples consistently and keep versions separate.</w:t>
+      </w:r>
+    </w:p>
+    <w:p>
+      <w:pPr>
+        <w:spacing w:line="336" w:lineRule="auto" w:after="180"/>
+      </w:pPr>
+      <w:r>
+        <w:rPr>
+          <w:b w:val="0"/>
+        </w:rPr>
+        <w:t xml:space="preserve">Consult task </w:t>
+      </w:r>
+      <w:r>
+        <w:rPr>
+          <w:b/>
+        </w:rPr>
+        <w:t>evidence</w:t>
+      </w:r>
+      <w:r>
+        <w:rPr>
+          <w:b w:val="0"/>
+        </w:rPr>
+        <w:t xml:space="preserve"> when interpreting a dis</w:t>
+      </w:r>
+      <w:r>
+        <w:rPr>
+          <w:b/>
+        </w:rPr>
+        <w:t>agreement</w:t>
+      </w:r>
+      <w:r>
+        <w:rPr>
+          <w:b w:val="0"/>
+        </w:rPr>
+        <w:t>; a majority vote alone cannot prove truth.</w:t>
       </w:r>
     </w:p>
     <w:p>
@@ -2381,8 +3998,38 @@
       </w:r>
     </w:p>
     <w:p>
-      <w:r>
-        <w:t>Use workbook W2 for the connected example “Label definitions and disagreement”. First fill the input and rule boxes. Try the middle steps before asking for a hint. After a hint, try the next step yourself.</w:t>
+      <w:pPr>
+        <w:spacing w:line="336" w:lineRule="auto" w:after="180"/>
+      </w:pPr>
+      <w:r>
+        <w:rPr>
+          <w:b w:val="0"/>
+        </w:rPr>
+        <w:t>Use workbook W2 for the connected example “Label definitions and dis</w:t>
+      </w:r>
+      <w:r>
+        <w:rPr>
+          <w:b/>
+        </w:rPr>
+        <w:t>agreement</w:t>
+      </w:r>
+      <w:r>
+        <w:rPr>
+          <w:b w:val="0"/>
+        </w:rPr>
+        <w:t xml:space="preserve">”. First fill the </w:t>
+      </w:r>
+      <w:r>
+        <w:rPr>
+          <w:b/>
+        </w:rPr>
+        <w:t>input</w:t>
+      </w:r>
+      <w:r>
+        <w:rPr>
+          <w:b w:val="0"/>
+        </w:rPr>
+        <w:t xml:space="preserve"> and rule boxes. Try the middle steps before asking for a hint. After a hint, try the next step yourself.</w:t>
       </w:r>
     </w:p>
     <w:tbl>
@@ -2465,7 +4112,13 @@
       </w:tr>
     </w:tbl>
     <w:p>
-      <w:r>
+      <w:pPr>
+        <w:spacing w:line="336" w:lineRule="auto" w:after="180"/>
+      </w:pPr>
+      <w:r>
+        <w:rPr>
+          <w:b w:val="0"/>
+        </w:rPr>
         <w:t>Explain your trace to a partner. Your partner points to one step to check. Swap roles on the next case. Each person writes their own explanation.</w:t>
       </w:r>
     </w:p>
@@ -2478,12 +4131,59 @@
       </w:r>
     </w:p>
     <w:p>
-      <w:r>
-        <w:t>Use the worked case for Label definitions and disagreement. Proposed explanation: “Agreement is accuracy”. Decide whether this explanation is supported. Point to the step or supplied fact that decides; explain your repair if needed.</w:t>
-      </w:r>
-    </w:p>
-    <w:p>
-      <w:r>
+      <w:pPr>
+        <w:spacing w:line="336" w:lineRule="auto" w:after="180"/>
+      </w:pPr>
+      <w:r>
+        <w:rPr>
+          <w:b w:val="0"/>
+        </w:rPr>
+        <w:t>Use the worked case for Label definitions and dis</w:t>
+      </w:r>
+      <w:r>
+        <w:rPr>
+          <w:b/>
+        </w:rPr>
+        <w:t>agreement</w:t>
+      </w:r>
+      <w:r>
+        <w:rPr>
+          <w:b w:val="0"/>
+        </w:rPr>
+        <w:t>. Proposed explanation: “</w:t>
+      </w:r>
+      <w:r>
+        <w:rPr>
+          <w:b/>
+        </w:rPr>
+        <w:t>Agreement</w:t>
+      </w:r>
+      <w:r>
+        <w:rPr>
+          <w:b w:val="0"/>
+        </w:rPr>
+        <w:t xml:space="preserve"> is accuracy”. Decide whether this explanation is supported.</w:t>
+      </w:r>
+    </w:p>
+    <w:p>
+      <w:pPr>
+        <w:spacing w:line="336" w:lineRule="auto" w:after="180"/>
+      </w:pPr>
+      <w:r>
+        <w:rPr>
+          <w:b w:val="0"/>
+        </w:rPr>
+        <w:t>Point to the step or supplied fact that decides; explain your repair if needed.</w:t>
+      </w:r>
+    </w:p>
+    <w:p>
+      <w:pPr>
+        <w:spacing w:line="336" w:lineRule="auto" w:after="180"/>
+      </w:pPr>
+      <w:r>
+        <w:rPr>
+          <w:b w:val="0"/>
+        </w:rPr>
         <w:t>Answer on your own before discussion. If you are unsure, say which step you need help with.</w:t>
       </w:r>
     </w:p>
@@ -2496,8 +4196,50 @@
       </w:r>
     </w:p>
     <w:p>
-      <w:r>
-        <w:t>Why should two annotators not vote away Z’s missing evidence? Point to the relevant step in the picture, then write the changed result and the rule or evidence that supports it.</w:t>
+      <w:pPr>
+        <w:spacing w:line="336" w:lineRule="auto" w:after="180"/>
+      </w:pPr>
+      <w:r>
+        <w:rPr>
+          <w:b w:val="0"/>
+        </w:rPr>
+        <w:t xml:space="preserve">Why should two </w:t>
+      </w:r>
+      <w:r>
+        <w:rPr>
+          <w:b/>
+        </w:rPr>
+        <w:t>annotator</w:t>
+      </w:r>
+      <w:r>
+        <w:rPr>
+          <w:b w:val="0"/>
+        </w:rPr>
+        <w:t xml:space="preserve">s not vote away Z’s missing </w:t>
+      </w:r>
+      <w:r>
+        <w:rPr>
+          <w:b/>
+        </w:rPr>
+        <w:t>evidence</w:t>
+      </w:r>
+      <w:r>
+        <w:rPr>
+          <w:b w:val="0"/>
+        </w:rPr>
+        <w:t xml:space="preserve">? Point to the relevant step in the picture, then write the changed result and the rule or </w:t>
+      </w:r>
+      <w:r>
+        <w:rPr>
+          <w:b/>
+        </w:rPr>
+        <w:t>evidence</w:t>
+      </w:r>
+      <w:r>
+        <w:rPr>
+          <w:b w:val="0"/>
+        </w:rPr>
+        <w:t xml:space="preserve"> that supports it.</w:t>
       </w:r>
     </w:p>
     <w:p>
@@ -2529,7 +4271,13 @@
       </w:r>
     </w:p>
     <w:p>
-      <w:r>
+      <w:pPr>
+        <w:spacing w:line="336" w:lineRule="auto" w:after="180"/>
+      </w:pPr>
+      <w:r>
+        <w:rPr>
+          <w:b w:val="0"/>
+        </w:rPr>
         <w:t>This is supported practice. Keep the separately named independent case for an attempt before feedback.</w:t>
       </w:r>
     </w:p>
@@ -2543,7 +4291,24 @@
     </w:p>
     <w:p>
       <w:r>
-        <w:t>EVIDENCE LAB</w:t>
+        <w:t>Investigate Label Quality. Record the prediction, actual observation or labelled paper trace, explanation and next test separately.</w:t>
+      </w:r>
+    </w:p>
+    <w:p>
+      <w:pPr>
+        <w:spacing w:line="336" w:lineRule="auto" w:after="180"/>
+      </w:pPr>
+      <w:r>
+        <w:rPr>
+          <w:b/>
+        </w:rPr>
+        <w:t>EVIDENCE</w:t>
+      </w:r>
+      <w:r>
+        <w:rPr>
+          <w:b/>
+        </w:rPr>
+        <w:t xml:space="preserve"> LAB</w:t>
       </w:r>
     </w:p>
     <w:p>
@@ -2555,7 +4320,13 @@
       </w:r>
     </w:p>
     <w:p>
-      <w:r>
+      <w:pPr>
+        <w:spacing w:line="336" w:lineRule="auto" w:after="180"/>
+      </w:pPr>
+      <w:r>
+        <w:rPr>
+          <w:b w:val="0"/>
+        </w:rPr>
         <w:t>Keep the test conditions fixed, record every result, and change only one planned factor.</w:t>
       </w:r>
     </w:p>
@@ -2596,27 +4367,98 @@
       </w:r>
     </w:p>
     <w:p>
-      <w:r>
-        <w:t>1.  Write the hypothesis and expected evidence before running.</w:t>
-      </w:r>
-    </w:p>
-    <w:p>
-      <w:r>
-        <w:t>2.  Label Lab: independently label twenty cards, compute agreement, cluster disagreements, revise one rule, and repeat.</w:t>
-      </w:r>
-    </w:p>
-    <w:p>
-      <w:r>
+      <w:pPr>
+        <w:spacing w:line="336" w:lineRule="auto" w:after="180"/>
+        <w:shd w:fill="F4F9FC"/>
+      </w:pPr>
+      <w:r>
+        <w:rPr>
+          <w:b w:val="0"/>
+        </w:rPr>
+        <w:t xml:space="preserve">1.  Write the hypothesis and expected </w:t>
+      </w:r>
+      <w:r>
+        <w:rPr>
+          <w:b/>
+        </w:rPr>
+        <w:t>evidence</w:t>
+      </w:r>
+      <w:r>
+        <w:rPr>
+          <w:b w:val="0"/>
+        </w:rPr>
+        <w:t xml:space="preserve"> before running.</w:t>
+      </w:r>
+    </w:p>
+    <w:p>
+      <w:pPr>
+        <w:spacing w:line="336" w:lineRule="auto" w:after="180"/>
+        <w:shd w:fill="F4F9FC"/>
+      </w:pPr>
+      <w:r>
+        <w:rPr>
+          <w:b w:val="0"/>
+        </w:rPr>
+        <w:t xml:space="preserve">2.  Label Lab: independently label twenty cards, compute </w:t>
+      </w:r>
+      <w:r>
+        <w:rPr>
+          <w:b/>
+        </w:rPr>
+        <w:t>agreement</w:t>
+      </w:r>
+      <w:r>
+        <w:rPr>
+          <w:b w:val="0"/>
+        </w:rPr>
+        <w:t>, cluster dis</w:t>
+      </w:r>
+      <w:r>
+        <w:rPr>
+          <w:b/>
+        </w:rPr>
+        <w:t>agreement</w:t>
+      </w:r>
+      <w:r>
+        <w:rPr>
+          <w:b w:val="0"/>
+        </w:rPr>
+        <w:t>s, revise one rule, and repeat.</w:t>
+      </w:r>
+    </w:p>
+    <w:p>
+      <w:pPr>
+        <w:spacing w:line="336" w:lineRule="auto" w:after="180"/>
+        <w:shd w:fill="F4F9FC"/>
+      </w:pPr>
+      <w:r>
+        <w:rPr>
+          <w:b w:val="0"/>
+        </w:rPr>
         <w:t>3.  Run one normal, one boundary, one missing, and one shifted case.</w:t>
       </w:r>
     </w:p>
     <w:p>
-      <w:r>
+      <w:pPr>
+        <w:spacing w:line="336" w:lineRule="auto" w:after="180"/>
+        <w:shd w:fill="F4F9FC"/>
+      </w:pPr>
+      <w:r>
+        <w:rPr>
+          <w:b w:val="0"/>
+        </w:rPr>
         <w:t>4.  Calculate the metric from raw counts or row-level errors.</w:t>
       </w:r>
     </w:p>
     <w:p>
-      <w:r>
+      <w:pPr>
+        <w:spacing w:line="336" w:lineRule="auto" w:after="180"/>
+        <w:shd w:fill="F4F9FC"/>
+      </w:pPr>
+      <w:r>
+        <w:rPr>
+          <w:b w:val="0"/>
+        </w:rPr>
         <w:t>5.  Interpret what changed, what did not, and what remains unsafe or unknown.</w:t>
       </w:r>
     </w:p>
@@ -2874,7 +4716,13 @@
       </w:r>
     </w:p>
     <w:p>
-      <w:r>
+      <w:pPr>
+        <w:spacing w:line="336" w:lineRule="auto" w:after="180"/>
+      </w:pPr>
+      <w:r>
+        <w:rPr>
+          <w:b w:val="0"/>
+        </w:rPr>
         <w:t>Before trying: what do I expect, and why? While trying: which step could first go wrong? Afterwards: what did I actually observe, and what should change? Keep “not run” if you only traced the procedure.</w:t>
       </w:r>
     </w:p>
@@ -2888,6 +4736,17 @@
     </w:p>
     <w:p>
       <w:r>
+        <w:t>Move from recall to tracing, diagnosis and transfer in Label Quality. Explain why each step is justified.</w:t>
+      </w:r>
+    </w:p>
+    <w:p>
+      <w:pPr>
+        <w:spacing w:line="336" w:lineRule="auto" w:after="180"/>
+      </w:pPr>
+      <w:r>
+        <w:rPr>
+          <w:b/>
+        </w:rPr>
         <w:t>MASTERY</w:t>
       </w:r>
     </w:p>
@@ -2900,8 +4759,26 @@
       </w:r>
     </w:p>
     <w:p>
-      <w:r>
-        <w:t>Move upward only when you can produce evidence without copying the example.</w:t>
+      <w:pPr>
+        <w:spacing w:line="336" w:lineRule="auto" w:after="180"/>
+      </w:pPr>
+      <w:r>
+        <w:rPr>
+          <w:b w:val="0"/>
+        </w:rPr>
+        <w:t xml:space="preserve">Move upward only when you can produce </w:t>
+      </w:r>
+      <w:r>
+        <w:rPr>
+          <w:b/>
+        </w:rPr>
+        <w:t>evidence</w:t>
+      </w:r>
+      <w:r>
+        <w:rPr>
+          <w:b w:val="0"/>
+        </w:rPr>
+        <w:t xml:space="preserve"> without copying the example.</w:t>
       </w:r>
     </w:p>
     <w:p>
@@ -2941,42 +4818,167 @@
       </w:r>
     </w:p>
     <w:p>
-      <w:r>
-        <w:t>DEFINE  Use all four terms precisely: annotation, label rule, agreement, adjudication.</w:t>
-      </w:r>
-    </w:p>
-    <w:p>
-      <w:r>
-        <w:t>CALCULATE  Reproduce the worked evidence with units and denominator.</w:t>
-      </w:r>
-    </w:p>
-    <w:p>
-      <w:r>
+      <w:pPr>
+        <w:spacing w:line="336" w:lineRule="auto" w:after="180"/>
+      </w:pPr>
+      <w:r>
+        <w:rPr>
+          <w:b w:val="0"/>
+        </w:rPr>
+        <w:t xml:space="preserve">DEFINE  Use all four terms precisely: </w:t>
+      </w:r>
+      <w:r>
+        <w:rPr>
+          <w:b/>
+        </w:rPr>
+        <w:t>annotation</w:t>
+      </w:r>
+      <w:r>
+        <w:rPr>
+          <w:b w:val="0"/>
+        </w:rPr>
+        <w:t xml:space="preserve">, </w:t>
+      </w:r>
+      <w:r>
+        <w:rPr>
+          <w:b/>
+        </w:rPr>
+        <w:t>label rule</w:t>
+      </w:r>
+      <w:r>
+        <w:rPr>
+          <w:b w:val="0"/>
+        </w:rPr>
+        <w:t xml:space="preserve">, </w:t>
+      </w:r>
+      <w:r>
+        <w:rPr>
+          <w:b/>
+        </w:rPr>
+        <w:t>agreement</w:t>
+      </w:r>
+      <w:r>
+        <w:rPr>
+          <w:b w:val="0"/>
+        </w:rPr>
+        <w:t xml:space="preserve">, </w:t>
+      </w:r>
+      <w:r>
+        <w:rPr>
+          <w:b/>
+        </w:rPr>
+        <w:t>adjudication</w:t>
+      </w:r>
+      <w:r>
+        <w:rPr>
+          <w:b w:val="0"/>
+        </w:rPr>
+        <w:t>.</w:t>
+      </w:r>
+    </w:p>
+    <w:p>
+      <w:pPr>
+        <w:spacing w:line="336" w:lineRule="auto" w:after="180"/>
+      </w:pPr>
+      <w:r>
+        <w:rPr>
+          <w:b w:val="0"/>
+        </w:rPr>
+        <w:t xml:space="preserve">CALCULATE  Reproduce the worked </w:t>
+      </w:r>
+      <w:r>
+        <w:rPr>
+          <w:b/>
+        </w:rPr>
+        <w:t>evidence</w:t>
+      </w:r>
+      <w:r>
+        <w:rPr>
+          <w:b w:val="0"/>
+        </w:rPr>
+        <w:t xml:space="preserve"> with units and denominator.</w:t>
+      </w:r>
+    </w:p>
+    <w:p>
+      <w:pPr>
+        <w:spacing w:line="336" w:lineRule="auto" w:after="180"/>
+        <w:shd w:fill="F4F9FC"/>
+      </w:pPr>
+      <w:r>
+        <w:rPr>
+          <w:b w:val="0"/>
+        </w:rPr>
         <w:t>TRACE  Explain the data, code or decision path.</w:t>
       </w:r>
     </w:p>
     <w:p>
-      <w:r>
+      <w:pPr>
+        <w:spacing w:line="336" w:lineRule="auto" w:after="180"/>
+        <w:shd w:fill="F4F9FC"/>
+      </w:pPr>
+      <w:r>
+        <w:rPr>
+          <w:b w:val="0"/>
+        </w:rPr>
         <w:t>DIAGNOSE  The model can learn the correct concept even when people label the same example differently.</w:t>
       </w:r>
     </w:p>
     <w:p>
-      <w:r>
+      <w:pPr>
+        <w:spacing w:line="336" w:lineRule="auto" w:after="180"/>
+        <w:shd w:fill="F4F9FC"/>
+      </w:pPr>
+      <w:r>
+        <w:rPr>
+          <w:b w:val="0"/>
+        </w:rPr>
         <w:t>TRANSFER  Solve a fresh dataset or model case.</w:t>
       </w:r>
     </w:p>
     <w:p>
-      <w:r>
-        <w:t>IMPROVE  Change one cause and rerun fixed evidence.</w:t>
-      </w:r>
-    </w:p>
-    <w:p>
-      <w:r>
+      <w:pPr>
+        <w:spacing w:line="336" w:lineRule="auto" w:after="180"/>
+      </w:pPr>
+      <w:r>
+        <w:rPr>
+          <w:b w:val="0"/>
+        </w:rPr>
+        <w:t xml:space="preserve">IMPROVE  Change one cause and rerun fixed </w:t>
+      </w:r>
+      <w:r>
+        <w:rPr>
+          <w:b/>
+        </w:rPr>
+        <w:t>evidence</w:t>
+      </w:r>
+      <w:r>
+        <w:rPr>
+          <w:b w:val="0"/>
+        </w:rPr>
+        <w:t>.</w:t>
+      </w:r>
+    </w:p>
+    <w:p>
+      <w:pPr>
+        <w:spacing w:line="336" w:lineRule="auto" w:after="180"/>
+        <w:shd w:fill="F4F9FC"/>
+      </w:pPr>
+      <w:r>
+        <w:rPr>
+          <w:b w:val="0"/>
+        </w:rPr>
         <w:t>DEFEND  State intended use, metric, limitation, and human responsibility.</w:t>
       </w:r>
     </w:p>
     <w:p>
-      <w:r>
+      <w:pPr>
+        <w:spacing w:line="336" w:lineRule="auto" w:after="180"/>
+        <w:shd w:fill="F1F6F8"/>
+      </w:pPr>
+      <w:r>
+        <w:rPr>
+          <w:b w:val="0"/>
+        </w:rPr>
         <w:t>MASTERY RULE  A coached calculation becomes mastery only after a different case is completed independently.</w:t>
       </w:r>
     </w:p>
@@ -2990,6 +4992,17 @@
     </w:p>
     <w:p>
       <w:r>
+        <w:t>Apply this week’s idea to Responsible Plant Classifier. Keep an annotated decision and the evidence supporting it.</w:t>
+      </w:r>
+    </w:p>
+    <w:p>
+      <w:pPr>
+        <w:spacing w:line="336" w:lineRule="auto" w:after="180"/>
+      </w:pPr>
+      <w:r>
+        <w:rPr>
+          <w:b/>
+        </w:rPr>
         <w:t>CUMULATIVE PROJECT</w:t>
       </w:r>
     </w:p>
@@ -3002,8 +5015,26 @@
       </w:r>
     </w:p>
     <w:p>
-      <w:r>
-        <w:t>Every week adds one reviewable artifact to the same evidence-based capstone.</w:t>
+      <w:pPr>
+        <w:spacing w:line="336" w:lineRule="auto" w:after="180"/>
+      </w:pPr>
+      <w:r>
+        <w:rPr>
+          <w:b w:val="0"/>
+        </w:rPr>
+        <w:t xml:space="preserve">Every week adds one reviewable artifact to the same </w:t>
+      </w:r>
+      <w:r>
+        <w:rPr>
+          <w:b/>
+        </w:rPr>
+        <w:t>evidence</w:t>
+      </w:r>
+      <w:r>
+        <w:rPr>
+          <w:b w:val="0"/>
+        </w:rPr>
+        <w:t>-based capstone.</w:t>
       </w:r>
     </w:p>
     <w:p>
@@ -3043,43 +5074,110 @@
       </w:r>
     </w:p>
     <w:p>
-      <w:r>
+      <w:pPr>
+        <w:spacing w:line="336" w:lineRule="auto" w:after="180"/>
+        <w:shd w:fill="EDF7F3"/>
+      </w:pPr>
+      <w:r>
+        <w:rPr>
+          <w:b w:val="0"/>
+        </w:rPr>
         <w:t>THIS WEEK'S CHECKPOINT  Write the Plant Classifier label guide with positive, negative, borderline, and not-labelable examples.</w:t>
       </w:r>
     </w:p>
     <w:p>
-      <w:r>
+      <w:pPr>
+        <w:spacing w:line="336" w:lineRule="auto" w:after="180"/>
+        <w:shd w:fill="F5F1FB"/>
+      </w:pPr>
+      <w:r>
+        <w:rPr>
+          <w:b w:val="0"/>
+        </w:rPr>
         <w:t>Which requirement or risk does this artifact address?</w:t>
       </w:r>
     </w:p>
     <w:p>
-      <w:r>
+      <w:pPr>
+        <w:spacing w:line="336" w:lineRule="auto" w:after="180"/>
+        <w:shd w:fill="F5F1FB"/>
+      </w:pPr>
+      <w:r>
+        <w:rPr>
+          <w:b w:val="0"/>
+        </w:rPr>
         <w:t>Which dataset, split, code, and metric version does it use?</w:t>
       </w:r>
     </w:p>
     <w:p>
-      <w:r>
+      <w:pPr>
+        <w:spacing w:line="336" w:lineRule="auto" w:after="180"/>
+        <w:shd w:fill="F5F1FB"/>
+      </w:pPr>
+      <w:r>
+        <w:rPr>
+          <w:b w:val="0"/>
+        </w:rPr>
         <w:t>What normal and shifted cases were tested?</w:t>
       </w:r>
     </w:p>
     <w:p>
-      <w:r>
+      <w:pPr>
+        <w:spacing w:line="336" w:lineRule="auto" w:after="180"/>
+        <w:shd w:fill="F5F1FB"/>
+      </w:pPr>
+      <w:r>
+        <w:rPr>
+          <w:b w:val="0"/>
+        </w:rPr>
         <w:t>What remains uncertain or weak?</w:t>
       </w:r>
     </w:p>
     <w:p>
-      <w:r>
+      <w:pPr>
+        <w:spacing w:line="336" w:lineRule="auto" w:after="180"/>
+        <w:shd w:fill="F5F1FB"/>
+      </w:pPr>
+      <w:r>
+        <w:rPr>
+          <w:b w:val="0"/>
+        </w:rPr>
         <w:t>What decision still belongs to a teacher or qualified human?</w:t>
       </w:r>
     </w:p>
     <w:p>
-      <w:r>
+      <w:pPr>
+        <w:spacing w:line="336" w:lineRule="auto" w:after="180"/>
+        <w:shd w:fill="FFF5E6"/>
+      </w:pPr>
+      <w:r>
+        <w:rPr>
+          <w:b w:val="0"/>
+        </w:rPr>
         <w:t>RESPONSIBLE RELEASE  Never use this classroom prototype for medical, pesticide, agricultural, or other consequential decisions.</w:t>
       </w:r>
     </w:p>
     <w:p>
-      <w:r>
-        <w:t>My evidence-linked project decision:</w:t>
+      <w:pPr>
+        <w:spacing w:line="336" w:lineRule="auto" w:after="180"/>
+      </w:pPr>
+      <w:r>
+        <w:rPr>
+          <w:b w:val="0"/>
+        </w:rPr>
+        <w:t xml:space="preserve">My </w:t>
+      </w:r>
+      <w:r>
+        <w:rPr>
+          <w:b/>
+        </w:rPr>
+        <w:t>evidence</w:t>
+      </w:r>
+      <w:r>
+        <w:rPr>
+          <w:b w:val="0"/>
+        </w:rPr>
+        <w:t>-linked project decision:</w:t>
       </w:r>
     </w:p>
     <w:p>
@@ -3091,8 +5189,37 @@
       </w:r>
     </w:p>
     <w:p>
-      <w:r>
-        <w:t>For your Responsible Plant Classifier, save the input, procedure, observed result and limitation of this check. Label this worked example as practice; use a different, previously unreviewed case when checking independent understanding.</w:t>
+      <w:pPr>
+        <w:spacing w:line="336" w:lineRule="auto" w:after="180"/>
+      </w:pPr>
+      <w:r>
+        <w:rPr>
+          <w:b w:val="0"/>
+        </w:rPr>
+        <w:t xml:space="preserve">For your Responsible Plant Classifier, save the </w:t>
+      </w:r>
+      <w:r>
+        <w:rPr>
+          <w:b/>
+        </w:rPr>
+        <w:t>input</w:t>
+      </w:r>
+      <w:r>
+        <w:rPr>
+          <w:b w:val="0"/>
+        </w:rPr>
+        <w:t>, procedure, observed result and limitation of this check.</w:t>
+      </w:r>
+    </w:p>
+    <w:p>
+      <w:pPr>
+        <w:spacing w:line="336" w:lineRule="auto" w:after="180"/>
+      </w:pPr>
+      <w:r>
+        <w:rPr>
+          <w:b w:val="0"/>
+        </w:rPr>
+        <w:t>Label this worked example as practice; use a different, previously unreviewed case when checking independent understanding.</w:t>
       </w:r>
     </w:p>
     <w:p>
@@ -3105,6 +5232,17 @@
     </w:p>
     <w:p>
       <w:r>
+        <w:t>Use a genuinely new case for independent evidence. Previously discussed examples remain practice; use the separately named independent case before feedback.</w:t>
+      </w:r>
+    </w:p>
+    <w:p>
+      <w:pPr>
+        <w:spacing w:line="336" w:lineRule="auto" w:after="180"/>
+      </w:pPr>
+      <w:r>
+        <w:rPr>
+          <w:b/>
+        </w:rPr>
         <w:t>INDEPENDENT PROOF</w:t>
       </w:r>
     </w:p>
@@ -3117,7 +5255,13 @@
       </w:r>
     </w:p>
     <w:p>
-      <w:r>
+      <w:pPr>
+        <w:spacing w:line="336" w:lineRule="auto" w:after="180"/>
+      </w:pPr>
+      <w:r>
+        <w:rPr>
+          <w:b w:val="0"/>
+        </w:rPr>
         <w:t>Complete this with a fresh case after guided practice and compare it with the mastery criteria.</w:t>
       </w:r>
     </w:p>
@@ -3158,48 +5302,168 @@
       </w:r>
     </w:p>
     <w:p>
-      <w:r>
-        <w:t>REQUIRED PROOF  Measure annotator agreement and revise the labeling guide.</w:t>
-      </w:r>
-    </w:p>
-    <w:p>
-      <w:r>
+      <w:pPr>
+        <w:pStyle w:val="Heading3"/>
+      </w:pPr>
+      <w:r>
+        <w:t>What success looks like</w:t>
+      </w:r>
+    </w:p>
+    <w:p>
+      <w:pPr>
+        <w:spacing w:line="336" w:lineRule="auto" w:after="180"/>
+        <w:shd w:fill="EDF7F3"/>
+      </w:pPr>
+      <w:r>
+        <w:rPr>
+          <w:b w:val="0"/>
+        </w:rPr>
+        <w:t xml:space="preserve">REQUIRED PROOF  Measure </w:t>
+      </w:r>
+      <w:r>
+        <w:rPr>
+          <w:b/>
+        </w:rPr>
+        <w:t>annotator</w:t>
+      </w:r>
+      <w:r>
+        <w:rPr>
+          <w:b w:val="0"/>
+        </w:rPr>
+        <w:t xml:space="preserve"> </w:t>
+      </w:r>
+      <w:r>
+        <w:rPr>
+          <w:b/>
+        </w:rPr>
+        <w:t>agreement</w:t>
+      </w:r>
+      <w:r>
+        <w:rPr>
+          <w:b w:val="0"/>
+        </w:rPr>
+        <w:t xml:space="preserve"> and revise the labeling guide.</w:t>
+      </w:r>
+    </w:p>
+    <w:p>
+      <w:pPr>
+        <w:spacing w:line="336" w:lineRule="auto" w:after="180"/>
+      </w:pPr>
+      <w:r>
+        <w:rPr>
+          <w:b w:val="0"/>
+        </w:rPr>
         <w:t>□ Define the task, feature/target roles, and intended-use boundary.</w:t>
       </w:r>
     </w:p>
     <w:p>
-      <w:r>
+      <w:pPr>
+        <w:spacing w:line="336" w:lineRule="auto" w:after="180"/>
+      </w:pPr>
+      <w:r>
+        <w:rPr>
+          <w:b w:val="0"/>
+        </w:rPr>
         <w:t>□ Show the calculation, code trace, or experiment record.</w:t>
       </w:r>
     </w:p>
     <w:p>
-      <w:r>
+      <w:pPr>
+        <w:spacing w:line="336" w:lineRule="auto" w:after="180"/>
+      </w:pPr>
+      <w:r>
+        <w:rPr>
+          <w:b w:val="0"/>
+        </w:rPr>
         <w:t>□ Test a normal case and one revealing boundary, missing, or shifted case.</w:t>
       </w:r>
     </w:p>
     <w:p>
-      <w:r>
+      <w:pPr>
+        <w:spacing w:line="336" w:lineRule="auto" w:after="180"/>
+      </w:pPr>
+      <w:r>
+        <w:rPr>
+          <w:b w:val="0"/>
+        </w:rPr>
         <w:t>□ Diagnose one failure without changing several factors at once.</w:t>
       </w:r>
     </w:p>
     <w:p>
-      <w:r>
+      <w:pPr>
+        <w:spacing w:line="336" w:lineRule="auto" w:after="180"/>
+      </w:pPr>
+      <w:r>
+        <w:rPr>
+          <w:b w:val="0"/>
+        </w:rPr>
         <w:t>□ Name a limitation, fairness concern, and the human-review action.</w:t>
       </w:r>
     </w:p>
     <w:p>
-      <w:r>
-        <w:t>Independent evidence and defense:</w:t>
-      </w:r>
-    </w:p>
-    <w:p>
-      <w:r>
+      <w:pPr>
+        <w:spacing w:line="336" w:lineRule="auto" w:after="180"/>
+      </w:pPr>
+      <w:r>
+        <w:rPr>
+          <w:b w:val="0"/>
+        </w:rPr>
+        <w:t xml:space="preserve">Independent </w:t>
+      </w:r>
+      <w:r>
+        <w:rPr>
+          <w:b/>
+        </w:rPr>
+        <w:t>evidence</w:t>
+      </w:r>
+      <w:r>
+        <w:rPr>
+          <w:b w:val="0"/>
+        </w:rPr>
+        <w:t xml:space="preserve"> and defense:</w:t>
+      </w:r>
+    </w:p>
+    <w:p>
+      <w:pPr>
+        <w:spacing w:line="336" w:lineRule="auto" w:after="180"/>
+      </w:pPr>
+      <w:r>
+        <w:rPr>
+          <w:b w:val="0"/>
+        </w:rPr>
         <w:t>My level:  □ Not yet  □ With one hint  □ Independently  □ I can teach and defend it</w:t>
       </w:r>
     </w:p>
     <w:p>
-      <w:r>
-        <w:t>NEXT BRIDGE  Carry the experiment evidence into: Sampling and Intended Use.</w:t>
+      <w:pPr>
+        <w:pStyle w:val="Heading3"/>
+      </w:pPr>
+      <w:r>
+        <w:t>Connect to the next lesson</w:t>
+      </w:r>
+    </w:p>
+    <w:p>
+      <w:pPr>
+        <w:spacing w:line="336" w:lineRule="auto" w:after="180"/>
+        <w:shd w:fill="F1F6F8"/>
+      </w:pPr>
+      <w:r>
+        <w:rPr>
+          <w:b w:val="0"/>
+        </w:rPr>
+        <w:t xml:space="preserve">NEXT BRIDGE  Carry the experiment </w:t>
+      </w:r>
+      <w:r>
+        <w:rPr>
+          <w:b/>
+        </w:rPr>
+        <w:t>evidence</w:t>
+      </w:r>
+      <w:r>
+        <w:rPr>
+          <w:b w:val="0"/>
+        </w:rPr>
+        <w:t xml:space="preserve"> into: Sampling and Intended Use.</w:t>
       </w:r>
     </w:p>
     <w:p>
@@ -3211,6 +5475,11 @@
       </w:r>
     </w:p>
     <w:p>
+      <w:r>
+        <w:t>Revisit the complete Label Quality case for supported practice. Repeated examples do not become fresh assessments.</w:t>
+      </w:r>
+    </w:p>
+    <w:p>
       <w:pPr>
         <w:pStyle w:val="Heading3"/>
       </w:pPr>
@@ -3219,7 +5488,13 @@
       </w:r>
     </w:p>
     <w:p>
-      <w:r>
+      <w:pPr>
+        <w:spacing w:line="336" w:lineRule="auto" w:after="180"/>
+      </w:pPr>
+      <w:r>
+        <w:rPr>
+          <w:b w:val="0"/>
+        </w:rPr>
         <w:t>Use the supplied details to practise the weekly concept before attempting the independent question. This case extends the illustrated lesson.</w:t>
       </w:r>
     </w:p>
@@ -3232,8 +5507,26 @@
       </w:r>
     </w:p>
     <w:p>
-      <w:r>
-        <w:t>Two annotators disagree on three of ten leaves, especially mild spotting.</w:t>
+      <w:pPr>
+        <w:spacing w:line="336" w:lineRule="auto" w:after="180"/>
+      </w:pPr>
+      <w:r>
+        <w:rPr>
+          <w:b w:val="0"/>
+        </w:rPr>
+        <w:t xml:space="preserve">Two </w:t>
+      </w:r>
+      <w:r>
+        <w:rPr>
+          <w:b/>
+        </w:rPr>
+        <w:t>annotator</w:t>
+      </w:r>
+      <w:r>
+        <w:rPr>
+          <w:b w:val="0"/>
+        </w:rPr>
+        <w:t>s disagree on three of ten leaves, especially mild spotting.</w:t>
       </w:r>
     </w:p>
     <w:p>
@@ -3245,7 +5538,13 @@
       </w:r>
     </w:p>
     <w:p>
-      <w:r>
+      <w:pPr>
+        <w:spacing w:line="336" w:lineRule="auto" w:after="180"/>
+      </w:pPr>
+      <w:r>
+        <w:rPr>
+          <w:b w:val="0"/>
+        </w:rPr>
         <w:t>Improve label quality.</w:t>
       </w:r>
     </w:p>
@@ -3258,8 +5557,62 @@
       </w:r>
     </w:p>
     <w:p>
-      <w:r>
-        <w:t>Define spotting operationally, inspect disagreement, use appropriate adjudication and document ambiguity. Agreement is 7/10, but agreement is not proof of truth.</w:t>
+      <w:pPr>
+        <w:spacing w:line="336" w:lineRule="auto" w:after="180"/>
+      </w:pPr>
+      <w:r>
+        <w:rPr>
+          <w:b w:val="0"/>
+        </w:rPr>
+        <w:t>Define spotting operationally, inspect dis</w:t>
+      </w:r>
+      <w:r>
+        <w:rPr>
+          <w:b/>
+        </w:rPr>
+        <w:t>agreement</w:t>
+      </w:r>
+      <w:r>
+        <w:rPr>
+          <w:b w:val="0"/>
+        </w:rPr>
+        <w:t xml:space="preserve">, use appropriate </w:t>
+      </w:r>
+      <w:r>
+        <w:rPr>
+          <w:b/>
+        </w:rPr>
+        <w:t>adjudication</w:t>
+      </w:r>
+      <w:r>
+        <w:rPr>
+          <w:b w:val="0"/>
+        </w:rPr>
+        <w:t xml:space="preserve"> and document ambiguity. </w:t>
+      </w:r>
+      <w:r>
+        <w:rPr>
+          <w:b/>
+        </w:rPr>
+        <w:t>Agreement</w:t>
+      </w:r>
+      <w:r>
+        <w:rPr>
+          <w:b w:val="0"/>
+        </w:rPr>
+        <w:t xml:space="preserve"> is 7/10, but </w:t>
+      </w:r>
+      <w:r>
+        <w:rPr>
+          <w:b/>
+        </w:rPr>
+        <w:t>agreement</w:t>
+      </w:r>
+      <w:r>
+        <w:rPr>
+          <w:b w:val="0"/>
+        </w:rPr>
+        <w:t xml:space="preserve"> is not proof of truth.</w:t>
       </w:r>
     </w:p>
     <w:p>
@@ -3271,7 +5624,14 @@
       </w:r>
     </w:p>
     <w:p>
-      <w:r>
+      <w:pPr>
+        <w:spacing w:line="336" w:lineRule="auto" w:after="180"/>
+        <w:shd w:fill="F5F1FB"/>
+      </w:pPr>
+      <w:r>
+        <w:rPr>
+          <w:b w:val="0"/>
+        </w:rPr>
         <w:t>Which detail supports the answer, and why does it matter?</w:t>
       </w:r>
     </w:p>
@@ -3405,18 +5765,96 @@
       </w:tr>
     </w:tbl>
     <w:p>
-      <w:r>
-        <w:t>Two annotators disagree on three of ten leaves, especially mild spotting.</w:t>
-      </w:r>
-    </w:p>
-    <w:p>
-      <w:r>
+      <w:pPr>
+        <w:spacing w:line="336" w:lineRule="auto" w:after="180"/>
+      </w:pPr>
+      <w:r>
+        <w:rPr>
+          <w:b w:val="0"/>
+        </w:rPr>
+        <w:t xml:space="preserve">Two </w:t>
+      </w:r>
+      <w:r>
+        <w:rPr>
+          <w:b/>
+        </w:rPr>
+        <w:t>annotator</w:t>
+      </w:r>
+      <w:r>
+        <w:rPr>
+          <w:b w:val="0"/>
+        </w:rPr>
+        <w:t>s disagree on three of ten leaves, especially mild spotting.</w:t>
+      </w:r>
+    </w:p>
+    <w:p>
+      <w:pPr>
+        <w:spacing w:line="336" w:lineRule="auto" w:after="180"/>
+      </w:pPr>
+      <w:r>
+        <w:rPr>
+          <w:b w:val="0"/>
+        </w:rPr>
         <w:t>Improve label quality.</w:t>
       </w:r>
     </w:p>
     <w:p>
-      <w:r>
-        <w:t>Define spotting operationally, inspect disagreement, use appropriate adjudication and document ambiguity. Agreement is 7/10, but agreement is not proof of truth.</w:t>
+      <w:pPr>
+        <w:spacing w:line="336" w:lineRule="auto" w:after="180"/>
+      </w:pPr>
+      <w:r>
+        <w:rPr>
+          <w:b w:val="0"/>
+        </w:rPr>
+        <w:t>Define spotting operationally, inspect dis</w:t>
+      </w:r>
+      <w:r>
+        <w:rPr>
+          <w:b/>
+        </w:rPr>
+        <w:t>agreement</w:t>
+      </w:r>
+      <w:r>
+        <w:rPr>
+          <w:b w:val="0"/>
+        </w:rPr>
+        <w:t xml:space="preserve">, use appropriate </w:t>
+      </w:r>
+      <w:r>
+        <w:rPr>
+          <w:b/>
+        </w:rPr>
+        <w:t>adjudication</w:t>
+      </w:r>
+      <w:r>
+        <w:rPr>
+          <w:b w:val="0"/>
+        </w:rPr>
+        <w:t xml:space="preserve"> and document ambiguity. </w:t>
+      </w:r>
+      <w:r>
+        <w:rPr>
+          <w:b/>
+        </w:rPr>
+        <w:t>Agreement</w:t>
+      </w:r>
+      <w:r>
+        <w:rPr>
+          <w:b w:val="0"/>
+        </w:rPr>
+        <w:t xml:space="preserve"> is 7/10, but </w:t>
+      </w:r>
+      <w:r>
+        <w:rPr>
+          <w:b/>
+        </w:rPr>
+        <w:t>agreement</w:t>
+      </w:r>
+      <w:r>
+        <w:rPr>
+          <w:b w:val="0"/>
+        </w:rPr>
+        <w:t xml:space="preserve"> is not proof of truth.</w:t>
       </w:r>
     </w:p>
     <w:p>
@@ -3428,6 +5866,11 @@
       </w:r>
     </w:p>
     <w:p>
+      <w:r>
+        <w:t>Attempt the reserved new case before feedback. Record support; the earlier examples below remain additional practice.</w:t>
+      </w:r>
+    </w:p>
+    <w:p>
       <w:pPr>
         <w:pStyle w:val="Heading3"/>
       </w:pPr>
@@ -3436,8 +5879,60 @@
       </w:r>
     </w:p>
     <w:p>
-      <w:r>
-        <w:t>New pairs are P blocked/blocked, Q clear/blocked, R review/review, S clear/clear, T blocked/clear. P has an object inside; Q touches the line; R is partly hidden; S has all objects outside a fully visible lane; T has an object inside. Count agreement including review. Apply v1 to all five. Then report agreement on the original pairs excluding any review status, with its denominator and limitation.</w:t>
+      <w:pPr>
+        <w:spacing w:line="336" w:lineRule="auto" w:after="180"/>
+      </w:pPr>
+      <w:r>
+        <w:rPr>
+          <w:b w:val="0"/>
+        </w:rPr>
+        <w:t>New pairs are P blocked/blocked, Q clear/blocked, R review/review, S clear/clear, T blocked/clear.</w:t>
+      </w:r>
+    </w:p>
+    <w:p>
+      <w:pPr>
+        <w:spacing w:line="336" w:lineRule="auto" w:after="180"/>
+      </w:pPr>
+      <w:r>
+        <w:rPr>
+          <w:b w:val="0"/>
+        </w:rPr>
+        <w:t xml:space="preserve">P has an object inside; Q touches the line; R is partly hidden; S has all objects outside a fully visible lane; T has an object inside. Count </w:t>
+      </w:r>
+      <w:r>
+        <w:rPr>
+          <w:b/>
+        </w:rPr>
+        <w:t>agreement</w:t>
+      </w:r>
+      <w:r>
+        <w:rPr>
+          <w:b w:val="0"/>
+        </w:rPr>
+        <w:t xml:space="preserve"> including review. Apply v1 to all five.</w:t>
+      </w:r>
+    </w:p>
+    <w:p>
+      <w:pPr>
+        <w:spacing w:line="336" w:lineRule="auto" w:after="180"/>
+      </w:pPr>
+      <w:r>
+        <w:rPr>
+          <w:b w:val="0"/>
+        </w:rPr>
+        <w:t xml:space="preserve">Then report </w:t>
+      </w:r>
+      <w:r>
+        <w:rPr>
+          <w:b/>
+        </w:rPr>
+        <w:t>agreement</w:t>
+      </w:r>
+      <w:r>
+        <w:rPr>
+          <w:b w:val="0"/>
+        </w:rPr>
+        <w:t xml:space="preserve"> on the original pairs excluding any review status, with its denominator and limitation.</w:t>
       </w:r>
     </w:p>
     <w:p>
@@ -3484,7 +5979,13 @@
       </w:r>
     </w:p>
     <w:p>
-      <w:r>
+      <w:pPr>
+        <w:spacing w:line="336" w:lineRule="auto" w:after="180"/>
+      </w:pPr>
+      <w:r>
+        <w:rPr>
+          <w:b w:val="0"/>
+        </w:rPr>
         <w:t>Attempt this case before feedback. Record any help. Earlier examples below are further practice; a case already practised with feedback cannot establish fresh transfer.</w:t>
       </w:r>
     </w:p>
@@ -3497,18 +5998,54 @@
       </w:r>
     </w:p>
     <w:p>
-      <w:r>
+      <w:pPr>
+        <w:spacing w:line="336" w:lineRule="auto" w:after="180"/>
+      </w:pPr>
+      <w:r>
+        <w:rPr>
+          <w:b w:val="0"/>
+        </w:rPr>
         <w:t>Close the worked explanation. Apply the idea to this different question without copying.</w:t>
       </w:r>
     </w:p>
     <w:p>
-      <w:r>
-        <w:t>Two labelers assign different species to the same image. Should you silently pick the label that helps the model score? Describe a better process.</w:t>
-      </w:r>
-    </w:p>
-    <w:p>
-      <w:r>
-        <w:t>My answer, with a trace, calculation or supporting evidence</w:t>
+      <w:pPr>
+        <w:spacing w:line="336" w:lineRule="auto" w:after="180"/>
+      </w:pPr>
+      <w:r>
+        <w:rPr>
+          <w:b w:val="0"/>
+        </w:rPr>
+        <w:t xml:space="preserve">Two labelers assign different species to the same image. Should you silently pick the label that helps the model score? Describe a better </w:t>
+      </w:r>
+      <w:r>
+        <w:rPr>
+          <w:b/>
+        </w:rPr>
+        <w:t>process</w:t>
+      </w:r>
+      <w:r>
+        <w:rPr>
+          <w:b w:val="0"/>
+        </w:rPr>
+        <w:t>.</w:t>
+      </w:r>
+    </w:p>
+    <w:p>
+      <w:pPr>
+        <w:spacing w:line="336" w:lineRule="auto" w:after="180"/>
+      </w:pPr>
+      <w:r>
+        <w:rPr>
+          <w:b w:val="0"/>
+        </w:rPr>
+        <w:t xml:space="preserve">My answer, with a trace, calculation or supporting </w:t>
+      </w:r>
+      <w:r>
+        <w:rPr>
+          <w:b/>
+        </w:rPr>
+        <w:t>evidence</w:t>
       </w:r>
     </w:p>
     <w:p>
@@ -3553,13 +6090,37 @@
       </w:r>
     </w:p>
     <w:p>
-      <w:r>
+      <w:pPr>
+        <w:spacing w:line="336" w:lineRule="auto" w:after="180"/>
+      </w:pPr>
+      <w:r>
+        <w:rPr>
+          <w:b w:val="0"/>
+        </w:rPr>
         <w:t>Change one relevant detail. Predict the result before testing. Include a boundary or missing-information case when it helps reveal a limit.</w:t>
       </w:r>
     </w:p>
     <w:p>
-      <w:r>
-        <w:t>My changed input and expected result</w:t>
+      <w:pPr>
+        <w:spacing w:line="336" w:lineRule="auto" w:after="180"/>
+      </w:pPr>
+      <w:r>
+        <w:rPr>
+          <w:b w:val="0"/>
+        </w:rPr>
+        <w:t xml:space="preserve">My changed </w:t>
+      </w:r>
+      <w:r>
+        <w:rPr>
+          <w:b/>
+        </w:rPr>
+        <w:t>input</w:t>
+      </w:r>
+      <w:r>
+        <w:rPr>
+          <w:b w:val="0"/>
+        </w:rPr>
+        <w:t xml:space="preserve"> and expected result</w:t>
       </w:r>
     </w:p>
     <w:p>
@@ -3604,13 +6165,37 @@
       </w:r>
     </w:p>
     <w:p>
-      <w:r>
+      <w:pPr>
+        <w:spacing w:line="336" w:lineRule="auto" w:after="180"/>
+      </w:pPr>
+      <w:r>
+        <w:rPr>
+          <w:b w:val="0"/>
+        </w:rPr>
         <w:t>Write the Plant Classifier label guide with positive, negative, borderline, and not-labelable examples.</w:t>
       </w:r>
     </w:p>
     <w:p>
-      <w:r>
-        <w:t>The evidence I will keep</w:t>
+      <w:pPr>
+        <w:spacing w:line="336" w:lineRule="auto" w:after="180"/>
+      </w:pPr>
+      <w:r>
+        <w:rPr>
+          <w:b w:val="0"/>
+        </w:rPr>
+        <w:t xml:space="preserve">The </w:t>
+      </w:r>
+      <w:r>
+        <w:rPr>
+          <w:b/>
+        </w:rPr>
+        <w:t>evidence</w:t>
+      </w:r>
+      <w:r>
+        <w:rPr>
+          <w:b w:val="0"/>
+        </w:rPr>
+        <w:t xml:space="preserve"> I will keep</w:t>
       </w:r>
     </w:p>
     <w:p>
@@ -3647,8 +6232,26 @@
       </w:r>
     </w:p>
     <w:p>
-      <w:r>
-        <w:t>Your teacher has the independent answer and scoring criteria. Complete the matching workbook week to keep your practice evidence together.</w:t>
+      <w:pPr>
+        <w:spacing w:line="336" w:lineRule="auto" w:after="180"/>
+      </w:pPr>
+      <w:r>
+        <w:rPr>
+          <w:b w:val="0"/>
+        </w:rPr>
+        <w:t xml:space="preserve">Your teacher has the independent answer and scoring criteria. Complete the matching workbook week to keep your practice </w:t>
+      </w:r>
+      <w:r>
+        <w:rPr>
+          <w:b/>
+        </w:rPr>
+        <w:t>evidence</w:t>
+      </w:r>
+      <w:r>
+        <w:rPr>
+          <w:b w:val="0"/>
+        </w:rPr>
+        <w:t xml:space="preserve"> together.</w:t>
       </w:r>
     </w:p>
     <w:p>
@@ -3660,8 +6263,26 @@
       </w:r>
     </w:p>
     <w:p>
-      <w:r>
-        <w:t>Two labelers agree on 16 of 20 leaves. Both used a rule that mistakenly calls shadows 'spots'. Compute agreement and explain why it does not establish correct labels.</w:t>
+      <w:pPr>
+        <w:spacing w:line="336" w:lineRule="auto" w:after="180"/>
+      </w:pPr>
+      <w:r>
+        <w:rPr>
+          <w:b w:val="0"/>
+        </w:rPr>
+        <w:t xml:space="preserve">Two labelers agree on 16 of 20 leaves. Both used a rule that mistakenly calls shadows 'spots'. Compute </w:t>
+      </w:r>
+      <w:r>
+        <w:rPr>
+          <w:b/>
+        </w:rPr>
+        <w:t>agreement</w:t>
+      </w:r>
+      <w:r>
+        <w:rPr>
+          <w:b w:val="0"/>
+        </w:rPr>
+        <w:t xml:space="preserve"> and explain why it does not establish correct labels.</w:t>
       </w:r>
     </w:p>
     <w:p>
@@ -3716,8 +6337,25 @@
       </w:r>
     </w:p>
     <w:p>
-      <w:r>
-        <w:t>Attempt the independent case before hints. Record whether you worked alone, used a hint or followed a model. After feedback, fix the first unsupported step and explain why it changed. A later check uses a changed case, not a copied answer.</w:t>
+      <w:pPr>
+        <w:spacing w:line="336" w:lineRule="auto" w:after="180"/>
+      </w:pPr>
+      <w:r>
+        <w:rPr>
+          <w:b w:val="0"/>
+        </w:rPr>
+        <w:t>Attempt the independent case before hints. Record whether you worked alone, used a hint or followed a model. After feedback, fix the first unsupported step and explain why it changed.</w:t>
+      </w:r>
+    </w:p>
+    <w:p>
+      <w:pPr>
+        <w:spacing w:line="336" w:lineRule="auto" w:after="180"/>
+      </w:pPr>
+      <w:r>
+        <w:rPr>
+          <w:b w:val="0"/>
+        </w:rPr>
+        <w:t>A later check uses a changed case, not a copied answer.</w:t>
       </w:r>
     </w:p>
     <w:p>
@@ -3730,7 +6368,30 @@
     </w:p>
     <w:p>
       <w:r>
-        <w:t>Start with this question: Write a label rule that resolves the visible boundary case.</w:t>
+        <w:t>Use this map to navigate Label Quality, connect the goals to tasks and keep one evidence record for each attempt.</w:t>
+      </w:r>
+    </w:p>
+    <w:p>
+      <w:pPr>
+        <w:spacing w:line="336" w:lineRule="auto" w:after="180"/>
+      </w:pPr>
+      <w:r>
+        <w:rPr>
+          <w:b w:val="0"/>
+        </w:rPr>
+        <w:t xml:space="preserve">Start with this question: Write a </w:t>
+      </w:r>
+      <w:r>
+        <w:rPr>
+          <w:b/>
+        </w:rPr>
+        <w:t>label rule</w:t>
+      </w:r>
+      <w:r>
+        <w:rPr>
+          <w:b w:val="0"/>
+        </w:rPr>
+        <w:t xml:space="preserve"> that resolves the visible boundary case.</w:t>
       </w:r>
     </w:p>
     <w:tbl>
@@ -3836,13 +6497,61 @@
       </w:tr>
     </w:tbl>
     <w:p>
-      <w:r>
-        <w:t>Remember → watch and explain → try with help → investigate → try independently → keep project evidence. Your teacher may spread this lesson across several classes.</w:t>
-      </w:r>
-    </w:p>
-    <w:p>
-      <w:r>
-        <w:t>Keep your first prediction. Compare it with what the evidence shows and explain any change.</w:t>
+      <w:pPr>
+        <w:spacing w:line="336" w:lineRule="auto" w:after="180"/>
+      </w:pPr>
+      <w:r>
+        <w:rPr>
+          <w:b w:val="0"/>
+        </w:rPr>
+        <w:t xml:space="preserve">Remember → watch and explain → try with help → investigate → try independently → keep project </w:t>
+      </w:r>
+      <w:r>
+        <w:rPr>
+          <w:b/>
+        </w:rPr>
+        <w:t>evidence</w:t>
+      </w:r>
+      <w:r>
+        <w:rPr>
+          <w:b w:val="0"/>
+        </w:rPr>
+        <w:t>. Your teacher may spread this lesson across several classes.</w:t>
+      </w:r>
+    </w:p>
+    <w:p>
+      <w:pPr>
+        <w:spacing w:line="336" w:lineRule="auto" w:after="180"/>
+      </w:pPr>
+      <w:r>
+        <w:rPr>
+          <w:b w:val="0"/>
+        </w:rPr>
+        <w:t xml:space="preserve">Keep your first </w:t>
+      </w:r>
+      <w:r>
+        <w:rPr>
+          <w:b/>
+        </w:rPr>
+        <w:t>prediction</w:t>
+      </w:r>
+      <w:r>
+        <w:rPr>
+          <w:b w:val="0"/>
+        </w:rPr>
+        <w:t xml:space="preserve">. Compare it with what the </w:t>
+      </w:r>
+      <w:r>
+        <w:rPr>
+          <w:b/>
+        </w:rPr>
+        <w:t>evidence</w:t>
+      </w:r>
+      <w:r>
+        <w:rPr>
+          <w:b w:val="0"/>
+        </w:rPr>
+        <w:t xml:space="preserve"> shows and explain any change.</w:t>
       </w:r>
     </w:p>
     <w:p>
@@ -3855,7 +6564,30 @@
     </w:p>
     <w:p>
       <w:r>
-        <w:t>Close your notes. Explain this goal in your own words: Write an observable label rule with boundaries and a review option</w:t>
+        <w:t>Explain Label Quality without notes, identify a remaining question and plan a later check with a changed case.</w:t>
+      </w:r>
+    </w:p>
+    <w:p>
+      <w:pPr>
+        <w:spacing w:line="336" w:lineRule="auto" w:after="180"/>
+      </w:pPr>
+      <w:r>
+        <w:rPr>
+          <w:b w:val="0"/>
+        </w:rPr>
+        <w:t xml:space="preserve">Close your notes. Explain this goal in your own words: Write an observable </w:t>
+      </w:r>
+      <w:r>
+        <w:rPr>
+          <w:b/>
+        </w:rPr>
+        <w:t>label rule</w:t>
+      </w:r>
+      <w:r>
+        <w:rPr>
+          <w:b w:val="0"/>
+        </w:rPr>
+        <w:t xml:space="preserve"> with boundaries and a review option</w:t>
       </w:r>
     </w:p>
     <w:p>
@@ -3892,13 +6624,61 @@
       </w:r>
     </w:p>
     <w:p>
-      <w:r>
-        <w:t>If you are unsure, return to the worked picture and explain one arrow. If you are ready, change an input or assumption and justify your prediction.</w:t>
-      </w:r>
-    </w:p>
-    <w:p>
-      <w:r>
-        <w:t>Save your workbook evidence. At the next review, try a different case before opening your old answer.</w:t>
+      <w:pPr>
+        <w:spacing w:line="336" w:lineRule="auto" w:after="180"/>
+      </w:pPr>
+      <w:r>
+        <w:rPr>
+          <w:b w:val="0"/>
+        </w:rPr>
+        <w:t xml:space="preserve">If you are unsure, return to the worked picture and explain one arrow. If you are ready, change an </w:t>
+      </w:r>
+      <w:r>
+        <w:rPr>
+          <w:b/>
+        </w:rPr>
+        <w:t>input</w:t>
+      </w:r>
+      <w:r>
+        <w:rPr>
+          <w:b w:val="0"/>
+        </w:rPr>
+        <w:t xml:space="preserve"> or assumption and justify your </w:t>
+      </w:r>
+      <w:r>
+        <w:rPr>
+          <w:b/>
+        </w:rPr>
+        <w:t>prediction</w:t>
+      </w:r>
+      <w:r>
+        <w:rPr>
+          <w:b w:val="0"/>
+        </w:rPr>
+        <w:t>.</w:t>
+      </w:r>
+    </w:p>
+    <w:p>
+      <w:pPr>
+        <w:spacing w:line="336" w:lineRule="auto" w:after="180"/>
+      </w:pPr>
+      <w:r>
+        <w:rPr>
+          <w:b w:val="0"/>
+        </w:rPr>
+        <w:t xml:space="preserve">Save your workbook </w:t>
+      </w:r>
+      <w:r>
+        <w:rPr>
+          <w:b/>
+        </w:rPr>
+        <w:t>evidence</w:t>
+      </w:r>
+      <w:r>
+        <w:rPr>
+          <w:b w:val="0"/>
+        </w:rPr>
+        <w:t>. At the next review, try a different case before opening your old answer.</w:t>
       </w:r>
     </w:p>
     <w:p>
@@ -3911,12 +6691,41 @@
     </w:p>
     <w:p>
       <w:r>
+        <w:t>Attempt supported questions before using hints or feedback. Review a missing building block, then keep the completed work.</w:t>
+      </w:r>
+    </w:p>
+    <w:p>
+      <w:pPr>
+        <w:spacing w:line="336" w:lineRule="auto" w:after="180"/>
+      </w:pPr>
+      <w:r>
+        <w:rPr>
+          <w:b w:val="0"/>
+        </w:rPr>
         <w:t>Use this supported practice once, in the browser or on paper. Keep the reserved independent assessment for a separate first attempt before teacher feedback.</w:t>
       </w:r>
     </w:p>
     <w:p>
-      <w:r>
-        <w:t>Write a label rule that resolves the visible boundary case.</w:t>
+      <w:pPr>
+        <w:spacing w:line="336" w:lineRule="auto" w:after="180"/>
+      </w:pPr>
+      <w:r>
+        <w:rPr>
+          <w:b w:val="0"/>
+        </w:rPr>
+        <w:t xml:space="preserve">Write a </w:t>
+      </w:r>
+      <w:r>
+        <w:rPr>
+          <w:b/>
+        </w:rPr>
+        <w:t>label rule</w:t>
+      </w:r>
+      <w:r>
+        <w:rPr>
+          <w:b w:val="0"/>
+        </w:rPr>
+        <w:t xml:space="preserve"> that resolves the visible boundary case.</w:t>
       </w:r>
     </w:p>
     <w:p>
@@ -3928,22 +6737,67 @@
       </w:r>
     </w:p>
     <w:p>
-      <w:r>
-        <w:t>Which labelled step matches this detail? If an annotator labels X healthy, compare the image and declared spot rule before changing the label.</w:t>
-      </w:r>
-    </w:p>
-    <w:p>
-      <w:r>
+      <w:pPr>
+        <w:spacing w:line="336" w:lineRule="auto" w:after="180"/>
+      </w:pPr>
+      <w:r>
+        <w:rPr>
+          <w:b w:val="0"/>
+        </w:rPr>
+        <w:t xml:space="preserve">Which labelled step matches this detail? If an </w:t>
+      </w:r>
+      <w:r>
+        <w:rPr>
+          <w:b/>
+        </w:rPr>
+        <w:t>annotator</w:t>
+      </w:r>
+      <w:r>
+        <w:rPr>
+          <w:b w:val="0"/>
+        </w:rPr>
+        <w:t xml:space="preserve"> labels X healthy, compare the image and declared spot rule before changing the label.</w:t>
+      </w:r>
+    </w:p>
+    <w:p>
+      <w:pPr>
+        <w:spacing w:line="336" w:lineRule="auto" w:after="180"/>
+        <w:shd w:fill="F4F9FC"/>
+      </w:pPr>
+      <w:r>
+        <w:rPr>
+          <w:b w:val="0"/>
+        </w:rPr>
         <w:t>1. Apply visible rule</w:t>
       </w:r>
     </w:p>
     <w:p>
-      <w:r>
-        <w:t>2. Review disagreement</w:t>
-      </w:r>
-    </w:p>
-    <w:p>
-      <w:r>
+      <w:pPr>
+        <w:spacing w:line="336" w:lineRule="auto" w:after="180"/>
+        <w:shd w:fill="F4F9FC"/>
+      </w:pPr>
+      <w:r>
+        <w:rPr>
+          <w:b w:val="0"/>
+        </w:rPr>
+        <w:t>2. Review dis</w:t>
+      </w:r>
+      <w:r>
+        <w:rPr>
+          <w:b/>
+        </w:rPr>
+        <w:t>agreement</w:t>
+      </w:r>
+    </w:p>
+    <w:p>
+      <w:pPr>
+        <w:spacing w:line="336" w:lineRule="auto" w:after="180"/>
+        <w:shd w:fill="F4F9FC"/>
+      </w:pPr>
+      <w:r>
+        <w:rPr>
+          <w:b w:val="0"/>
+        </w:rPr>
         <w:t>3. Handle uncertainty</w:t>
       </w:r>
     </w:p>
@@ -3981,41 +6835,215 @@
       </w:r>
     </w:p>
     <w:p>
-      <w:r>
+      <w:pPr>
+        <w:pStyle w:val="Heading3"/>
+      </w:pPr>
+      <w:r>
+        <w:t>Hint · try first</w:t>
+      </w:r>
+    </w:p>
+    <w:p>
+      <w:pPr>
+        <w:spacing w:line="336" w:lineRule="auto" w:after="180"/>
+        <w:shd w:fill="F1F6F8"/>
+      </w:pPr>
+      <w:r>
+        <w:rPr>
+          <w:b w:val="0"/>
+        </w:rPr>
         <w:t>Hint if needed: Read the steps in the pictorial case. Match the supplied detail to the stage that performs or records it.</w:t>
       </w:r>
     </w:p>
     <w:p>
-      <w:r>
-        <w:t>After your attempt, compare with the supported explanation: Review disagreement If an annotator labels X healthy, compare the image and declared spot rule before changing the label. Read the picture in order. If an annotator labels X healthy, compare the image and declared spot rule before changing the label. The arrows show which recorded input or intermediate result each decision uses. Explain the deciding step aloud before checking the changed case; pointing to the final answer alone does not show how it follows.</w:t>
-      </w:r>
-    </w:p>
-    <w:p>
       <w:pPr>
         <w:pStyle w:val="Heading3"/>
       </w:pPr>
       <w:r>
+        <w:t>Feedback · compare after trying</w:t>
+      </w:r>
+    </w:p>
+    <w:p>
+      <w:pPr>
+        <w:spacing w:line="336" w:lineRule="auto" w:after="180"/>
+        <w:shd w:fill="F1F6FC"/>
+      </w:pPr>
+      <w:r>
+        <w:rPr>
+          <w:b w:val="0"/>
+        </w:rPr>
+        <w:t>After your attempt, compare with the supported explanation: Review dis</w:t>
+      </w:r>
+      <w:r>
+        <w:rPr>
+          <w:b/>
+        </w:rPr>
+        <w:t>agreement</w:t>
+      </w:r>
+      <w:r>
+        <w:rPr>
+          <w:b w:val="0"/>
+        </w:rPr>
+        <w:t xml:space="preserve"> If an </w:t>
+      </w:r>
+      <w:r>
+        <w:rPr>
+          <w:b/>
+        </w:rPr>
+        <w:t>annotator</w:t>
+      </w:r>
+      <w:r>
+        <w:rPr>
+          <w:b w:val="0"/>
+        </w:rPr>
+        <w:t xml:space="preserve"> labels X healthy, compare the image and declared spot rule before changing the label. Read the picture in order.</w:t>
+      </w:r>
+    </w:p>
+    <w:p>
+      <w:pPr>
+        <w:spacing w:line="336" w:lineRule="auto" w:after="180"/>
+        <w:shd w:fill="F1F6FC"/>
+      </w:pPr>
+      <w:r>
+        <w:rPr>
+          <w:b w:val="0"/>
+        </w:rPr>
+        <w:t xml:space="preserve">If an </w:t>
+      </w:r>
+      <w:r>
+        <w:rPr>
+          <w:b/>
+        </w:rPr>
+        <w:t>annotator</w:t>
+      </w:r>
+      <w:r>
+        <w:rPr>
+          <w:b w:val="0"/>
+        </w:rPr>
+        <w:t xml:space="preserve"> labels X healthy, compare the image and declared spot rule before changing the label. The arrows show which recorded </w:t>
+      </w:r>
+      <w:r>
+        <w:rPr>
+          <w:b/>
+        </w:rPr>
+        <w:t>input</w:t>
+      </w:r>
+      <w:r>
+        <w:rPr>
+          <w:b w:val="0"/>
+        </w:rPr>
+        <w:t xml:space="preserve"> or intermediate result each decision uses.</w:t>
+      </w:r>
+    </w:p>
+    <w:p>
+      <w:pPr>
+        <w:spacing w:line="336" w:lineRule="auto" w:after="180"/>
+        <w:shd w:fill="F1F6FC"/>
+      </w:pPr>
+      <w:r>
+        <w:rPr>
+          <w:b w:val="0"/>
+        </w:rPr>
+        <w:t>Explain the deciding step aloud before checking the changed case; pointing to the final answer alone does not show how it follows.</w:t>
+      </w:r>
+    </w:p>
+    <w:p>
+      <w:pPr>
+        <w:pStyle w:val="Heading3"/>
+      </w:pPr>
+      <w:r>
         <w:t>Practice 2: explain the deciding evidence</w:t>
       </w:r>
     </w:p>
     <w:p>
-      <w:r>
+      <w:pPr>
+        <w:pStyle w:val="Heading3"/>
+      </w:pPr>
+      <w:r>
+        <w:t>Changed case · predict first</w:t>
+      </w:r>
+    </w:p>
+    <w:p>
+      <w:pPr>
+        <w:spacing w:line="336" w:lineRule="auto" w:after="180"/>
+        <w:shd w:fill="F5F1FB"/>
+      </w:pPr>
+      <w:r>
+        <w:rPr>
+          <w:b w:val="0"/>
+        </w:rPr>
         <w:t>Changed-case practice: Z receives a new fully visible image with no brown spots. Which conclusion is supported by the supplied facts?</w:t>
       </w:r>
     </w:p>
     <w:p>
-      <w:r>
-        <w:t>1. Label the new observation healthy under the toy rule.</w:t>
-      </w:r>
-    </w:p>
-    <w:p>
-      <w:r>
-        <w:t>2. This one example guarantees correct results for every future input.</w:t>
-      </w:r>
-    </w:p>
-    <w:p>
-      <w:r>
-        <w:t>3. We can decide the result without examining the changed input or the procedure.</w:t>
+      <w:pPr>
+        <w:spacing w:line="336" w:lineRule="auto" w:after="180"/>
+        <w:shd w:fill="F4F9FC"/>
+      </w:pPr>
+      <w:r>
+        <w:rPr>
+          <w:b w:val="0"/>
+        </w:rPr>
+        <w:t xml:space="preserve">1. Label the new </w:t>
+      </w:r>
+      <w:r>
+        <w:rPr>
+          <w:b/>
+        </w:rPr>
+        <w:t>observation</w:t>
+      </w:r>
+      <w:r>
+        <w:rPr>
+          <w:b w:val="0"/>
+        </w:rPr>
+        <w:t xml:space="preserve"> healthy under the toy rule.</w:t>
+      </w:r>
+    </w:p>
+    <w:p>
+      <w:pPr>
+        <w:spacing w:line="336" w:lineRule="auto" w:after="180"/>
+        <w:shd w:fill="F4F9FC"/>
+      </w:pPr>
+      <w:r>
+        <w:rPr>
+          <w:b w:val="0"/>
+        </w:rPr>
+        <w:t xml:space="preserve">2. This one example guarantees correct results for every future </w:t>
+      </w:r>
+      <w:r>
+        <w:rPr>
+          <w:b/>
+        </w:rPr>
+        <w:t>input</w:t>
+      </w:r>
+      <w:r>
+        <w:rPr>
+          <w:b w:val="0"/>
+        </w:rPr>
+        <w:t>.</w:t>
+      </w:r>
+    </w:p>
+    <w:p>
+      <w:pPr>
+        <w:spacing w:line="336" w:lineRule="auto" w:after="180"/>
+        <w:shd w:fill="F4F9FC"/>
+      </w:pPr>
+      <w:r>
+        <w:rPr>
+          <w:b w:val="0"/>
+        </w:rPr>
+        <w:t xml:space="preserve">3. We can decide the result without examining the changed </w:t>
+      </w:r>
+      <w:r>
+        <w:rPr>
+          <w:b/>
+        </w:rPr>
+        <w:t>input</w:t>
+      </w:r>
+      <w:r>
+        <w:rPr>
+          <w:b w:val="0"/>
+        </w:rPr>
+        <w:t xml:space="preserve"> or the procedure.</w:t>
       </w:r>
     </w:p>
     <w:p>
@@ -4052,31 +7080,143 @@
       </w:r>
     </w:p>
     <w:p>
-      <w:r>
+      <w:pPr>
+        <w:pStyle w:val="Heading3"/>
+      </w:pPr>
+      <w:r>
+        <w:t>Hint · try first</w:t>
+      </w:r>
+    </w:p>
+    <w:p>
+      <w:pPr>
+        <w:spacing w:line="336" w:lineRule="auto" w:after="180"/>
+        <w:shd w:fill="F1F6F8"/>
+      </w:pPr>
+      <w:r>
+        <w:rPr>
+          <w:b w:val="0"/>
+        </w:rPr>
         <w:t>Hint if needed: Use the changed condition and the deciding step in the pictorial trace. The answer must say what follows from those facts.</w:t>
       </w:r>
     </w:p>
     <w:p>
-      <w:r>
-        <w:t>After your attempt, compare with the supported explanation: Label the new observation healthy under the toy rule. The missing visual evidence is now supplied; the earlier uncertain image was not proof of health.</w:t>
-      </w:r>
-    </w:p>
-    <w:p>
       <w:pPr>
         <w:pStyle w:val="Heading3"/>
       </w:pPr>
       <w:r>
+        <w:t>Feedback · compare after trying</w:t>
+      </w:r>
+    </w:p>
+    <w:p>
+      <w:pPr>
+        <w:spacing w:line="336" w:lineRule="auto" w:after="180"/>
+        <w:shd w:fill="F1F6FC"/>
+      </w:pPr>
+      <w:r>
+        <w:rPr>
+          <w:b w:val="0"/>
+        </w:rPr>
+        <w:t xml:space="preserve">After your attempt, compare with the supported explanation: Label the new </w:t>
+      </w:r>
+      <w:r>
+        <w:rPr>
+          <w:b/>
+        </w:rPr>
+        <w:t>observation</w:t>
+      </w:r>
+      <w:r>
+        <w:rPr>
+          <w:b w:val="0"/>
+        </w:rPr>
+        <w:t xml:space="preserve"> healthy under the toy rule. The missing visual </w:t>
+      </w:r>
+      <w:r>
+        <w:rPr>
+          <w:b/>
+        </w:rPr>
+        <w:t>evidence</w:t>
+      </w:r>
+      <w:r>
+        <w:rPr>
+          <w:b w:val="0"/>
+        </w:rPr>
+        <w:t xml:space="preserve"> is now supplied; the earlier uncertain image was not proof of health.</w:t>
+      </w:r>
+    </w:p>
+    <w:p>
+      <w:pPr>
+        <w:pStyle w:val="Heading3"/>
+      </w:pPr>
+      <w:r>
         <w:t>Repair a missing building block</w:t>
       </w:r>
     </w:p>
     <w:p>
-      <w:r>
-        <w:t>Review Inspect Before Modeling (ai-4/5). Goal: Inspect row meaning missing values and repeated records. Short practice: Which original information should the inspection log preserve? Point to the relevant step in the picture, then write the changed result and the rule or evidence that supports it.. Return to this week and explain what you changed.</w:t>
-      </w:r>
-    </w:p>
-    <w:p>
-      <w:r>
-        <w:t>Review Classification or Regression? (ai-4/3). Goal: Identify a task from the meaning of its target. Short practice: Did regression MAE improve when the boundary changed? Point to the relevant step in the picture, then write the changed result and the rule or evidence that supports it.. Return to this week and explain what you changed.</w:t>
+      <w:pPr>
+        <w:spacing w:line="336" w:lineRule="auto" w:after="180"/>
+      </w:pPr>
+      <w:r>
+        <w:rPr>
+          <w:b w:val="0"/>
+        </w:rPr>
+        <w:t>Review Inspect Before Modeling (ai-4/5). Goal: Inspect row meaning missing values and repeated records. Short practice: Which original information should the inspection log preserve?</w:t>
+      </w:r>
+    </w:p>
+    <w:p>
+      <w:pPr>
+        <w:spacing w:line="336" w:lineRule="auto" w:after="180"/>
+      </w:pPr>
+      <w:r>
+        <w:rPr>
+          <w:b w:val="0"/>
+        </w:rPr>
+        <w:t xml:space="preserve">Point to the relevant step in the picture, then write the changed result and the rule or </w:t>
+      </w:r>
+      <w:r>
+        <w:rPr>
+          <w:b/>
+        </w:rPr>
+        <w:t>evidence</w:t>
+      </w:r>
+      <w:r>
+        <w:rPr>
+          <w:b w:val="0"/>
+        </w:rPr>
+        <w:t xml:space="preserve"> that supports it.. Return to this week and explain what you changed.</w:t>
+      </w:r>
+    </w:p>
+    <w:p>
+      <w:pPr>
+        <w:spacing w:line="336" w:lineRule="auto" w:after="180"/>
+      </w:pPr>
+      <w:r>
+        <w:rPr>
+          <w:b w:val="0"/>
+        </w:rPr>
+        <w:t>Review Classification or Regression? (ai-4/3). Goal: Identify a task from the meaning of its target. Short practice: Did regression MAE improve when the boundary changed?</w:t>
+      </w:r>
+    </w:p>
+    <w:p>
+      <w:pPr>
+        <w:spacing w:line="336" w:lineRule="auto" w:after="180"/>
+      </w:pPr>
+      <w:r>
+        <w:rPr>
+          <w:b w:val="0"/>
+        </w:rPr>
+        <w:t xml:space="preserve">Point to the relevant step in the picture, then write the changed result and the rule or </w:t>
+      </w:r>
+      <w:r>
+        <w:rPr>
+          <w:b/>
+        </w:rPr>
+        <w:t>evidence</w:t>
+      </w:r>
+      <w:r>
+        <w:rPr>
+          <w:b w:val="0"/>
+        </w:rPr>
+        <w:t xml:space="preserve"> that supports it.. Return to this week and explain what you changed.</w:t>
       </w:r>
     </w:p>
     <w:p>
@@ -4088,8 +7228,61 @@
       </w:r>
     </w:p>
     <w:p>
-      <w:r>
-        <w:t>The browser lab lets you edit the supported Python examples already included in this lesson. Predict first, run, inspect the actual output or error, change one input, then run again. Keep code, predictions, actual results and a reasoned revision together. On paper, label your result as a trace rather than an execution.</w:t>
+      <w:pPr>
+        <w:spacing w:line="336" w:lineRule="auto" w:after="180"/>
+      </w:pPr>
+      <w:r>
+        <w:rPr>
+          <w:b w:val="0"/>
+        </w:rPr>
+        <w:t xml:space="preserve">The browser lab lets you edit the supported Python examples already included in this lesson. Predict first, run, inspect the actual </w:t>
+      </w:r>
+      <w:r>
+        <w:rPr>
+          <w:b/>
+        </w:rPr>
+        <w:t>output</w:t>
+      </w:r>
+      <w:r>
+        <w:rPr>
+          <w:b w:val="0"/>
+        </w:rPr>
+        <w:t xml:space="preserve"> or error, change one </w:t>
+      </w:r>
+      <w:r>
+        <w:rPr>
+          <w:b/>
+        </w:rPr>
+        <w:t>input</w:t>
+      </w:r>
+      <w:r>
+        <w:rPr>
+          <w:b w:val="0"/>
+        </w:rPr>
+        <w:t>, then run again.</w:t>
+      </w:r>
+    </w:p>
+    <w:p>
+      <w:pPr>
+        <w:spacing w:line="336" w:lineRule="auto" w:after="180"/>
+      </w:pPr>
+      <w:r>
+        <w:rPr>
+          <w:b w:val="0"/>
+        </w:rPr>
+        <w:t xml:space="preserve">Keep code, </w:t>
+      </w:r>
+      <w:r>
+        <w:rPr>
+          <w:b/>
+        </w:rPr>
+        <w:t>prediction</w:t>
+      </w:r>
+      <w:r>
+        <w:rPr>
+          <w:b w:val="0"/>
+        </w:rPr>
+        <w:t>s, actual results and a reasoned revision together. On paper, label your result as a trace rather than an execution.</w:t>
       </w:r>
     </w:p>
     <w:p>
@@ -4101,8 +7294,758 @@
       </w:r>
     </w:p>
     <w:p>
-      <w:r>
-        <w:t>Use Download completed work in the hosted lesson to export your answers, reflections, practice feedback and code-run evidence. Open the HTML copy to read or print it. Drafts stay in this browser when storage is available; clear drafts on a shared device.</w:t>
+      <w:pPr>
+        <w:spacing w:line="336" w:lineRule="auto" w:after="180"/>
+      </w:pPr>
+      <w:r>
+        <w:rPr>
+          <w:b w:val="0"/>
+        </w:rPr>
+        <w:t xml:space="preserve">Use Download completed work in the hosted lesson to export your answers, reflections, practice feedback and code-run </w:t>
+      </w:r>
+      <w:r>
+        <w:rPr>
+          <w:b/>
+        </w:rPr>
+        <w:t>evidence</w:t>
+      </w:r>
+      <w:r>
+        <w:rPr>
+          <w:b w:val="0"/>
+        </w:rPr>
+        <w:t>. Open the HTML copy to read or print it.</w:t>
+      </w:r>
+    </w:p>
+    <w:p>
+      <w:pPr>
+        <w:spacing w:line="336" w:lineRule="auto" w:after="180"/>
+      </w:pPr>
+      <w:r>
+        <w:rPr>
+          <w:b w:val="0"/>
+        </w:rPr>
+        <w:t>Drafts stay in this browser when storage is available; clear drafts on a shared device.</w:t>
+      </w:r>
+    </w:p>
+    <w:p>
+      <w:pPr>
+        <w:pStyle w:val="Heading1"/>
+      </w:pPr>
+      <w:r>
+        <w:t>18. Visual concept journey</w:t>
+      </w:r>
+    </w:p>
+    <w:p>
+      <w:r>
+        <w:t>Explain each Label Quality graphic using its labels, deciding evidence and relevant limitation.</w:t>
+      </w:r>
+    </w:p>
+    <w:p>
+      <w:pPr>
+        <w:pStyle w:val="Heading3"/>
+      </w:pPr>
+      <w:r>
+        <w:t>01. Label Quality: the case</w:t>
+      </w:r>
+    </w:p>
+    <w:p>
+      <w:r>
+        <w:drawing>
+          <wp:inline xmlns:a="http://schemas.openxmlformats.org/drawingml/2006/main" xmlns:pic="http://schemas.openxmlformats.org/drawingml/2006/picture">
+            <wp:extent cx="5486400" cy="3142488"/>
+            <wp:docPr id="22" name="Picture 22" descr="Write a label rule that resolves the visible boundary case. Supplied facts: Toy spotted-leaf rule: at least one fully visible brown spot means spotted; occluded leaves require review. X has one visible spot; Y has none; Z is half hidden. All inputs and outcomes in this worked example are invented classroom data; no real model run is claimed."/>
+            <wp:cNvGraphicFramePr>
+              <a:graphicFrameLocks noChangeAspect="1"/>
+            </wp:cNvGraphicFramePr>
+            <a:graphic>
+              <a:graphicData uri="http://schemas.openxmlformats.org/drawingml/2006/picture">
+                <pic:pic>
+                  <pic:nvPicPr>
+                    <pic:cNvPr id="0" name="academy-story-ai-4-6-01.png"/>
+                    <pic:cNvPicPr/>
+                  </pic:nvPicPr>
+                  <pic:blipFill>
+                    <a:blip r:embed="rId29"/>
+                    <a:stretch>
+                      <a:fillRect/>
+                    </a:stretch>
+                  </pic:blipFill>
+                  <pic:spPr>
+                    <a:xfrm>
+                      <a:off x="0" y="0"/>
+                      <a:ext cx="5486400" cy="3142488"/>
+                    </a:xfrm>
+                    <a:prstGeom prst="rect"/>
+                  </pic:spPr>
+                </pic:pic>
+              </a:graphicData>
+            </a:graphic>
+          </wp:inline>
+        </w:drawing>
+      </w:r>
+    </w:p>
+    <w:p>
+      <w:pPr>
+        <w:spacing w:line="336" w:lineRule="auto" w:after="180"/>
+      </w:pPr>
+      <w:r>
+        <w:rPr>
+          <w:b w:val="0"/>
+        </w:rPr>
+        <w:t xml:space="preserve">Write a </w:t>
+      </w:r>
+      <w:r>
+        <w:rPr>
+          <w:b/>
+        </w:rPr>
+        <w:t>label rule</w:t>
+      </w:r>
+      <w:r>
+        <w:rPr>
+          <w:b w:val="0"/>
+        </w:rPr>
+        <w:t xml:space="preserve"> that resolves the visible boundary case. Supplied facts: Toy spotted-leaf rule: at least one fully visible brown spot means spotted; occluded leaves require review.</w:t>
+      </w:r>
+    </w:p>
+    <w:p>
+      <w:pPr>
+        <w:spacing w:line="336" w:lineRule="auto" w:after="180"/>
+      </w:pPr>
+      <w:r>
+        <w:rPr>
+          <w:b w:val="0"/>
+        </w:rPr>
+        <w:t xml:space="preserve">X has one visible spot; Y has none; Z is half hidden. All </w:t>
+      </w:r>
+      <w:r>
+        <w:rPr>
+          <w:b/>
+        </w:rPr>
+        <w:t>input</w:t>
+      </w:r>
+      <w:r>
+        <w:rPr>
+          <w:b w:val="0"/>
+        </w:rPr>
+        <w:t>s and outcomes in this worked example are invented classroom data; no real model run is claimed.</w:t>
+      </w:r>
+    </w:p>
+    <w:p>
+      <w:pPr>
+        <w:spacing w:line="336" w:lineRule="auto" w:after="180"/>
+        <w:shd w:fill="F5F1FB"/>
+      </w:pPr>
+      <w:r>
+        <w:rPr>
+          <w:b w:val="0"/>
+        </w:rPr>
+        <w:t>Point to the given fact that matters most. Explain why it matters.</w:t>
+      </w:r>
+    </w:p>
+    <w:p>
+      <w:pPr>
+        <w:pStyle w:val="Heading3"/>
+      </w:pPr>
+      <w:r>
+        <w:t>02. Follow the deciding steps</w:t>
+      </w:r>
+    </w:p>
+    <w:p>
+      <w:r>
+        <w:drawing>
+          <wp:inline xmlns:a="http://schemas.openxmlformats.org/drawingml/2006/main" xmlns:pic="http://schemas.openxmlformats.org/drawingml/2006/picture">
+            <wp:extent cx="5486400" cy="3337560"/>
+            <wp:docPr id="23" name="Picture 23" descr="Apply visible rule: X is spotted; Y is healthy under this exercise’s definition. → Handle uncertainty: Z requires review; hidden tissue cannot be treated as visibly spot-free. → Review disagreement: If an annotator labels X healthy, compare the image and declared spot rule before changing the label."/>
+            <wp:cNvGraphicFramePr>
+              <a:graphicFrameLocks noChangeAspect="1"/>
+            </wp:cNvGraphicFramePr>
+            <a:graphic>
+              <a:graphicData uri="http://schemas.openxmlformats.org/drawingml/2006/picture">
+                <pic:pic>
+                  <pic:nvPicPr>
+                    <pic:cNvPr id="0" name="academy-story-ai-4-6-02.png"/>
+                    <pic:cNvPicPr/>
+                  </pic:nvPicPr>
+                  <pic:blipFill>
+                    <a:blip r:embed="rId30"/>
+                    <a:stretch>
+                      <a:fillRect/>
+                    </a:stretch>
+                  </pic:blipFill>
+                  <pic:spPr>
+                    <a:xfrm>
+                      <a:off x="0" y="0"/>
+                      <a:ext cx="5486400" cy="3337560"/>
+                    </a:xfrm>
+                    <a:prstGeom prst="rect"/>
+                  </pic:spPr>
+                </pic:pic>
+              </a:graphicData>
+            </a:graphic>
+          </wp:inline>
+        </w:drawing>
+      </w:r>
+    </w:p>
+    <w:p>
+      <w:pPr>
+        <w:spacing w:line="336" w:lineRule="auto" w:after="180"/>
+      </w:pPr>
+      <w:r>
+        <w:rPr>
+          <w:b w:val="0"/>
+        </w:rPr>
+        <w:t>Apply visible rule: X is spotted; Y is healthy under this exercise’s definition. → Handle uncertainty: Z requires review; hidden tissue cannot be treated as visibly spot-free. → Review dis</w:t>
+      </w:r>
+      <w:r>
+        <w:rPr>
+          <w:b/>
+        </w:rPr>
+        <w:t>agreement</w:t>
+      </w:r>
+      <w:r>
+        <w:rPr>
+          <w:b w:val="0"/>
+        </w:rPr>
+        <w:t xml:space="preserve">: If an </w:t>
+      </w:r>
+      <w:r>
+        <w:rPr>
+          <w:b/>
+        </w:rPr>
+        <w:t>annotator</w:t>
+      </w:r>
+      <w:r>
+        <w:rPr>
+          <w:b w:val="0"/>
+        </w:rPr>
+        <w:t xml:space="preserve"> labels X healthy, compare the image and declared spot rule before changing the label.</w:t>
+      </w:r>
+    </w:p>
+    <w:p>
+      <w:pPr>
+        <w:spacing w:line="336" w:lineRule="auto" w:after="180"/>
+        <w:shd w:fill="F5F1FB"/>
+      </w:pPr>
+      <w:r>
+        <w:rPr>
+          <w:b w:val="0"/>
+        </w:rPr>
+        <w:t xml:space="preserve">Point to each numbered stage and explain which recorded </w:t>
+      </w:r>
+      <w:r>
+        <w:rPr>
+          <w:b/>
+        </w:rPr>
+        <w:t>input</w:t>
+      </w:r>
+      <w:r>
+        <w:rPr>
+          <w:b w:val="0"/>
+        </w:rPr>
+        <w:t xml:space="preserve"> it uses.</w:t>
+      </w:r>
+    </w:p>
+    <w:p>
+      <w:pPr>
+        <w:pStyle w:val="Heading3"/>
+      </w:pPr>
+      <w:r>
+        <w:t>03. Follow a disagreement back to evidence</w:t>
+      </w:r>
+    </w:p>
+    <w:p>
+      <w:r>
+        <w:drawing>
+          <wp:inline xmlns:a="http://schemas.openxmlformats.org/drawingml/2006/main" xmlns:pic="http://schemas.openxmlformats.org/drawingml/2006/picture">
+            <wp:extent cx="5486400" cy="2834640"/>
+            <wp:docPr id="24" name="Picture 24" descr="Follow a disagreement back to evidence. B has two labels | Read boundary rule | Keep labels and reason. C includes review | Check visible evidence | Retain uncertainty if needed. A and D match | Check rule as well | Agreement is not proof"/>
+            <wp:cNvGraphicFramePr>
+              <a:graphicFrameLocks noChangeAspect="1"/>
+            </wp:cNvGraphicFramePr>
+            <a:graphic>
+              <a:graphicData uri="http://schemas.openxmlformats.org/drawingml/2006/picture">
+                <pic:pic>
+                  <pic:nvPicPr>
+                    <pic:cNvPr id="0" name="academy-story-ai-4-6-03.png"/>
+                    <pic:cNvPicPr/>
+                  </pic:nvPicPr>
+                  <pic:blipFill>
+                    <a:blip r:embed="rId31"/>
+                    <a:stretch>
+                      <a:fillRect/>
+                    </a:stretch>
+                  </pic:blipFill>
+                  <pic:spPr>
+                    <a:xfrm>
+                      <a:off x="0" y="0"/>
+                      <a:ext cx="5486400" cy="2834640"/>
+                    </a:xfrm>
+                    <a:prstGeom prst="rect"/>
+                  </pic:spPr>
+                </pic:pic>
+              </a:graphicData>
+            </a:graphic>
+          </wp:inline>
+        </w:drawing>
+      </w:r>
+    </w:p>
+    <w:p>
+      <w:pPr>
+        <w:spacing w:line="336" w:lineRule="auto" w:after="180"/>
+      </w:pPr>
+      <w:r>
+        <w:rPr>
+          <w:b w:val="0"/>
+        </w:rPr>
+        <w:t>Follow a dis</w:t>
+      </w:r>
+      <w:r>
+        <w:rPr>
+          <w:b/>
+        </w:rPr>
+        <w:t>agreement</w:t>
+      </w:r>
+      <w:r>
+        <w:rPr>
+          <w:b w:val="0"/>
+        </w:rPr>
+        <w:t xml:space="preserve"> back to </w:t>
+      </w:r>
+      <w:r>
+        <w:rPr>
+          <w:b/>
+        </w:rPr>
+        <w:t>evidence</w:t>
+      </w:r>
+      <w:r>
+        <w:rPr>
+          <w:b w:val="0"/>
+        </w:rPr>
+        <w:t xml:space="preserve">. B has two labels | Read boundary rule | Keep labels and reason. C includes review | Check visible </w:t>
+      </w:r>
+      <w:r>
+        <w:rPr>
+          <w:b/>
+        </w:rPr>
+        <w:t>evidence</w:t>
+      </w:r>
+      <w:r>
+        <w:rPr>
+          <w:b w:val="0"/>
+        </w:rPr>
+        <w:t xml:space="preserve"> | Retain uncertainty if needed.</w:t>
+      </w:r>
+    </w:p>
+    <w:p>
+      <w:pPr>
+        <w:spacing w:line="336" w:lineRule="auto" w:after="180"/>
+      </w:pPr>
+      <w:r>
+        <w:rPr>
+          <w:b w:val="0"/>
+        </w:rPr>
+        <w:t xml:space="preserve">A and D match | Check rule as well | </w:t>
+      </w:r>
+      <w:r>
+        <w:rPr>
+          <w:b/>
+        </w:rPr>
+        <w:t>Agreement</w:t>
+      </w:r>
+      <w:r>
+        <w:rPr>
+          <w:b w:val="0"/>
+        </w:rPr>
+        <w:t xml:space="preserve"> is not proof</w:t>
+      </w:r>
+    </w:p>
+    <w:p>
+      <w:pPr>
+        <w:spacing w:line="336" w:lineRule="auto" w:after="180"/>
+        <w:shd w:fill="F5F1FB"/>
+      </w:pPr>
+      <w:r>
+        <w:rPr>
+          <w:b w:val="0"/>
+        </w:rPr>
+        <w:t>Read the labels and values. Explain the relationship the model shows.</w:t>
+      </w:r>
+    </w:p>
+    <w:p>
+      <w:pPr>
+        <w:pStyle w:val="Heading3"/>
+      </w:pPr>
+      <w:r>
+        <w:t>04. Change one thing. Trace what follows.</w:t>
+      </w:r>
+    </w:p>
+    <w:p>
+      <w:r>
+        <w:drawing>
+          <wp:inline xmlns:a="http://schemas.openxmlformats.org/drawingml/2006/main" xmlns:pic="http://schemas.openxmlformats.org/drawingml/2006/picture">
+            <wp:extent cx="5486400" cy="3191256"/>
+            <wp:docPr id="25" name="Picture 25" descr="Original case: If an annotator labels X healthy, compare the image and declared spot rule before changing the label. Changed condition: Z receives a new fully visible image with no brown spots. Expected result: Label the new observation healthy under the toy rule. Reason: The missing visual evidence is now supplied; the earlier uncertain image was not proof of health."/>
+            <wp:cNvGraphicFramePr>
+              <a:graphicFrameLocks noChangeAspect="1"/>
+            </wp:cNvGraphicFramePr>
+            <a:graphic>
+              <a:graphicData uri="http://schemas.openxmlformats.org/drawingml/2006/picture">
+                <pic:pic>
+                  <pic:nvPicPr>
+                    <pic:cNvPr id="0" name="academy-story-ai-4-6-04.png"/>
+                    <pic:cNvPicPr/>
+                  </pic:nvPicPr>
+                  <pic:blipFill>
+                    <a:blip r:embed="rId32"/>
+                    <a:stretch>
+                      <a:fillRect/>
+                    </a:stretch>
+                  </pic:blipFill>
+                  <pic:spPr>
+                    <a:xfrm>
+                      <a:off x="0" y="0"/>
+                      <a:ext cx="5486400" cy="3191256"/>
+                    </a:xfrm>
+                    <a:prstGeom prst="rect"/>
+                  </pic:spPr>
+                </pic:pic>
+              </a:graphicData>
+            </a:graphic>
+          </wp:inline>
+        </w:drawing>
+      </w:r>
+    </w:p>
+    <w:p>
+      <w:pPr>
+        <w:spacing w:line="336" w:lineRule="auto" w:after="180"/>
+      </w:pPr>
+      <w:r>
+        <w:rPr>
+          <w:b w:val="0"/>
+        </w:rPr>
+        <w:t xml:space="preserve">Original case: If an </w:t>
+      </w:r>
+      <w:r>
+        <w:rPr>
+          <w:b/>
+        </w:rPr>
+        <w:t>annotator</w:t>
+      </w:r>
+      <w:r>
+        <w:rPr>
+          <w:b w:val="0"/>
+        </w:rPr>
+        <w:t xml:space="preserve"> labels X healthy, compare the image and declared spot rule before changing the label. Changed condition: Z receives a new fully visible image with no brown spots.</w:t>
+      </w:r>
+    </w:p>
+    <w:p>
+      <w:pPr>
+        <w:spacing w:line="336" w:lineRule="auto" w:after="180"/>
+      </w:pPr>
+      <w:r>
+        <w:rPr>
+          <w:b w:val="0"/>
+        </w:rPr>
+        <w:t xml:space="preserve">Expected result: Label the new </w:t>
+      </w:r>
+      <w:r>
+        <w:rPr>
+          <w:b/>
+        </w:rPr>
+        <w:t>observation</w:t>
+      </w:r>
+      <w:r>
+        <w:rPr>
+          <w:b w:val="0"/>
+        </w:rPr>
+        <w:t xml:space="preserve"> healthy under the toy rule. Reason: The missing visual </w:t>
+      </w:r>
+      <w:r>
+        <w:rPr>
+          <w:b/>
+        </w:rPr>
+        <w:t>evidence</w:t>
+      </w:r>
+      <w:r>
+        <w:rPr>
+          <w:b w:val="0"/>
+        </w:rPr>
+        <w:t xml:space="preserve"> is now supplied; the earlier uncertain image was not proof of health.</w:t>
+      </w:r>
+    </w:p>
+    <w:p>
+      <w:pPr>
+        <w:spacing w:line="336" w:lineRule="auto" w:after="180"/>
+        <w:shd w:fill="F5F1FB"/>
+      </w:pPr>
+      <w:r>
+        <w:rPr>
+          <w:b w:val="0"/>
+        </w:rPr>
+        <w:t>Predict before checking the worked changed-case result. Name what changed and what the supplied facts allow you to conclude.</w:t>
+      </w:r>
+    </w:p>
+    <w:p>
+      <w:pPr>
+        <w:pStyle w:val="Heading3"/>
+      </w:pPr>
+      <w:r>
+        <w:t>05. Connect the explanation to its limit</w:t>
+      </w:r>
+    </w:p>
+    <w:p>
+      <w:r>
+        <w:drawing>
+          <wp:inline xmlns:a="http://schemas.openxmlformats.org/drawingml/2006/main" xmlns:pic="http://schemas.openxmlformats.org/drawingml/2006/picture">
+            <wp:extent cx="5486400" cy="2834640"/>
+            <wp:docPr id="26" name="Picture 26" descr="Read the picture in order. If an annotator labels X healthy, compare the image and declared spot rule before changing the label. The arrows show which recorded input or intermediate result each decision uses. Explain the deciding step aloud before checking the changed case; pointing to the final answer alone does not show how it follows. Limit: Visible brown spots are a simplified classroom target, not a diagnosis of plant disease."/>
+            <wp:cNvGraphicFramePr>
+              <a:graphicFrameLocks noChangeAspect="1"/>
+            </wp:cNvGraphicFramePr>
+            <a:graphic>
+              <a:graphicData uri="http://schemas.openxmlformats.org/drawingml/2006/picture">
+                <pic:pic>
+                  <pic:nvPicPr>
+                    <pic:cNvPr id="0" name="academy-story-ai-4-6-05.png"/>
+                    <pic:cNvPicPr/>
+                  </pic:nvPicPr>
+                  <pic:blipFill>
+                    <a:blip r:embed="rId33"/>
+                    <a:stretch>
+                      <a:fillRect/>
+                    </a:stretch>
+                  </pic:blipFill>
+                  <pic:spPr>
+                    <a:xfrm>
+                      <a:off x="0" y="0"/>
+                      <a:ext cx="5486400" cy="2834640"/>
+                    </a:xfrm>
+                    <a:prstGeom prst="rect"/>
+                  </pic:spPr>
+                </pic:pic>
+              </a:graphicData>
+            </a:graphic>
+          </wp:inline>
+        </w:drawing>
+      </w:r>
+    </w:p>
+    <w:p>
+      <w:pPr>
+        <w:spacing w:line="336" w:lineRule="auto" w:after="180"/>
+      </w:pPr>
+      <w:r>
+        <w:rPr>
+          <w:b w:val="0"/>
+        </w:rPr>
+        <w:t xml:space="preserve">Read the picture in order. If an </w:t>
+      </w:r>
+      <w:r>
+        <w:rPr>
+          <w:b/>
+        </w:rPr>
+        <w:t>annotator</w:t>
+      </w:r>
+      <w:r>
+        <w:rPr>
+          <w:b w:val="0"/>
+        </w:rPr>
+        <w:t xml:space="preserve"> labels X healthy, compare the image and declared spot rule before changing the label. The arrows show which recorded </w:t>
+      </w:r>
+      <w:r>
+        <w:rPr>
+          <w:b/>
+        </w:rPr>
+        <w:t>input</w:t>
+      </w:r>
+      <w:r>
+        <w:rPr>
+          <w:b w:val="0"/>
+        </w:rPr>
+        <w:t xml:space="preserve"> or intermediate result each decision uses.</w:t>
+      </w:r>
+    </w:p>
+    <w:p>
+      <w:pPr>
+        <w:spacing w:line="336" w:lineRule="auto" w:after="180"/>
+      </w:pPr>
+      <w:r>
+        <w:rPr>
+          <w:b w:val="0"/>
+        </w:rPr>
+        <w:t>Explain the deciding step aloud before checking the changed case; pointing to the final answer alone does not show how it follows. Limit: Visible brown spots are a simplified classroom target, not a diagnosis of plant disease.</w:t>
+      </w:r>
+    </w:p>
+    <w:p>
+      <w:pPr>
+        <w:spacing w:line="336" w:lineRule="auto" w:after="180"/>
+        <w:shd w:fill="F5F1FB"/>
+      </w:pPr>
+      <w:r>
+        <w:rPr>
+          <w:b w:val="0"/>
+        </w:rPr>
+        <w:t>Explain the case, then point to a limit on the claim.</w:t>
+      </w:r>
+    </w:p>
+    <w:p>
+      <w:pPr>
+        <w:pStyle w:val="Heading3"/>
+      </w:pPr>
+      <w:r>
+        <w:t>06. Make the idea visible in your project</w:t>
+      </w:r>
+    </w:p>
+    <w:p>
+      <w:r>
+        <w:drawing>
+          <wp:inline xmlns:a="http://schemas.openxmlformats.org/drawingml/2006/main" xmlns:pic="http://schemas.openxmlformats.org/drawingml/2006/picture">
+            <wp:extent cx="5486400" cy="3681984"/>
+            <wp:docPr id="27" name="Picture 27" descr="For your Responsible Plant Classifier, save the input, procedure, observed result and limitation of this check. Label this worked example as practice; use a different, previously unreviewed case when checking independent understanding. Draw your input, deciding step, result and limit. Supported question: Why should two annotators not vote away Z’s missing evidence? Point to the relevant step in the picture, then write the changed result and the rule or evidence that supports it."/>
+            <wp:cNvGraphicFramePr>
+              <a:graphicFrameLocks noChangeAspect="1"/>
+            </wp:cNvGraphicFramePr>
+            <a:graphic>
+              <a:graphicData uri="http://schemas.openxmlformats.org/drawingml/2006/picture">
+                <pic:pic>
+                  <pic:nvPicPr>
+                    <pic:cNvPr id="0" name="academy-story-ai-4-6-06.png"/>
+                    <pic:cNvPicPr/>
+                  </pic:nvPicPr>
+                  <pic:blipFill>
+                    <a:blip r:embed="rId34"/>
+                    <a:stretch>
+                      <a:fillRect/>
+                    </a:stretch>
+                  </pic:blipFill>
+                  <pic:spPr>
+                    <a:xfrm>
+                      <a:off x="0" y="0"/>
+                      <a:ext cx="5486400" cy="3681984"/>
+                    </a:xfrm>
+                    <a:prstGeom prst="rect"/>
+                  </pic:spPr>
+                </pic:pic>
+              </a:graphicData>
+            </a:graphic>
+          </wp:inline>
+        </w:drawing>
+      </w:r>
+    </w:p>
+    <w:p>
+      <w:pPr>
+        <w:spacing w:line="336" w:lineRule="auto" w:after="180"/>
+      </w:pPr>
+      <w:r>
+        <w:rPr>
+          <w:b w:val="0"/>
+        </w:rPr>
+        <w:t xml:space="preserve">For your Responsible Plant Classifier, save the </w:t>
+      </w:r>
+      <w:r>
+        <w:rPr>
+          <w:b/>
+        </w:rPr>
+        <w:t>input</w:t>
+      </w:r>
+      <w:r>
+        <w:rPr>
+          <w:b w:val="0"/>
+        </w:rPr>
+        <w:t>, procedure, observed result and limitation of this check.</w:t>
+      </w:r>
+    </w:p>
+    <w:p>
+      <w:pPr>
+        <w:spacing w:line="336" w:lineRule="auto" w:after="180"/>
+      </w:pPr>
+      <w:r>
+        <w:rPr>
+          <w:b w:val="0"/>
+        </w:rPr>
+        <w:t xml:space="preserve">Label this worked example as practice; use a different, previously unreviewed case when checking independent understanding. Draw your </w:t>
+      </w:r>
+      <w:r>
+        <w:rPr>
+          <w:b/>
+        </w:rPr>
+        <w:t>input</w:t>
+      </w:r>
+      <w:r>
+        <w:rPr>
+          <w:b w:val="0"/>
+        </w:rPr>
+        <w:t>, deciding step, result and limit.</w:t>
+      </w:r>
+    </w:p>
+    <w:p>
+      <w:pPr>
+        <w:spacing w:line="336" w:lineRule="auto" w:after="180"/>
+      </w:pPr>
+      <w:r>
+        <w:rPr>
+          <w:b w:val="0"/>
+        </w:rPr>
+        <w:t xml:space="preserve">Supported question: Why should two </w:t>
+      </w:r>
+      <w:r>
+        <w:rPr>
+          <w:b/>
+        </w:rPr>
+        <w:t>annotator</w:t>
+      </w:r>
+      <w:r>
+        <w:rPr>
+          <w:b w:val="0"/>
+        </w:rPr>
+        <w:t xml:space="preserve">s not vote away Z’s missing </w:t>
+      </w:r>
+      <w:r>
+        <w:rPr>
+          <w:b/>
+        </w:rPr>
+        <w:t>evidence</w:t>
+      </w:r>
+      <w:r>
+        <w:rPr>
+          <w:b w:val="0"/>
+        </w:rPr>
+        <w:t xml:space="preserve">? Point to the relevant step in the picture, then write the changed result and the rule or </w:t>
+      </w:r>
+      <w:r>
+        <w:rPr>
+          <w:b/>
+        </w:rPr>
+        <w:t>evidence</w:t>
+      </w:r>
+      <w:r>
+        <w:rPr>
+          <w:b w:val="0"/>
+        </w:rPr>
+        <w:t xml:space="preserve"> that supports it.</w:t>
+      </w:r>
+    </w:p>
+    <w:p>
+      <w:pPr>
+        <w:spacing w:line="336" w:lineRule="auto" w:after="180"/>
+        <w:shd w:fill="F5F1FB"/>
+      </w:pPr>
+      <w:r>
+        <w:rPr>
+          <w:b w:val="0"/>
+        </w:rPr>
+        <w:t xml:space="preserve">Draw your project trace and justify the deciding step using </w:t>
+      </w:r>
+      <w:r>
+        <w:rPr>
+          <w:b/>
+        </w:rPr>
+        <w:t>evidence</w:t>
+      </w:r>
+      <w:r>
+        <w:rPr>
+          <w:b w:val="0"/>
+        </w:rPr>
+        <w:t>.</w:t>
       </w:r>
     </w:p>
     <w:sectPr>
